--- a/courses/foundations-constitutional-government/BUILD/unit4/deliverables/Unit4_Teacher_HowToUse_and_MTSS_Guide.docx
+++ b/courses/foundations-constitutional-government/BUILD/unit4/deliverables/Unit4_Teacher_HowToUse_and_MTSS_Guide.docx
@@ -118,7 +118,7 @@
     </w:p>
     <w:tbl>
       <w:tblPr>
-        <w:tblW w:type="dxa" w:w="9648"/>
+        <w:tblW w:type="dxa" w:w="9792"/>
         <w:tblBorders>
           <w:top w:val="single" w:color="auto" w:sz="4"/>
           <w:left w:val="single" w:color="auto" w:sz="4"/>
@@ -129,8 +129,8 @@
         </w:tblBorders>
       </w:tblPr>
       <w:tblGrid>
-        <w:gridCol w:w="2600"/>
-        <w:gridCol w:w="7048"/>
+        <w:gridCol w:w="2639"/>
+        <w:gridCol w:w="7153"/>
       </w:tblGrid>
       <w:tr>
         <w:trPr>
@@ -138,7 +138,7 @@
         </w:trPr>
         <w:tc>
           <w:tcPr>
-            <w:tcW w:type="dxa" w:w="2600"/>
+            <w:tcW w:type="dxa" w:w="2639"/>
             <w:tcBorders>
               <w:top w:val="single" w:color="D9D5C8" w:sz="4"/>
               <w:left w:val="single" w:color="D9D5C8" w:sz="4"/>
@@ -174,7 +174,7 @@
         </w:tc>
         <w:tc>
           <w:tcPr>
-            <w:tcW w:type="dxa" w:w="7048"/>
+            <w:tcW w:type="dxa" w:w="7153"/>
             <w:tcBorders>
               <w:top w:val="single" w:color="D9D5C8" w:sz="4"/>
               <w:left w:val="single" w:color="D9D5C8" w:sz="4"/>
@@ -212,7 +212,7 @@
       <w:tr>
         <w:tc>
           <w:tcPr>
-            <w:tcW w:type="dxa" w:w="2600"/>
+            <w:tcW w:type="dxa" w:w="2639"/>
             <w:tcBorders>
               <w:top w:val="single" w:color="D9D5C8" w:sz="4"/>
               <w:left w:val="single" w:color="D9D5C8" w:sz="4"/>
@@ -247,7 +247,7 @@
         </w:tc>
         <w:tc>
           <w:tcPr>
-            <w:tcW w:type="dxa" w:w="7048"/>
+            <w:tcW w:type="dxa" w:w="7153"/>
             <w:tcBorders>
               <w:top w:val="single" w:color="D9D5C8" w:sz="4"/>
               <w:left w:val="single" w:color="D9D5C8" w:sz="4"/>
@@ -284,7 +284,7 @@
       <w:tr>
         <w:tc>
           <w:tcPr>
-            <w:tcW w:type="dxa" w:w="2600"/>
+            <w:tcW w:type="dxa" w:w="2639"/>
             <w:tcBorders>
               <w:top w:val="single" w:color="D9D5C8" w:sz="4"/>
               <w:left w:val="single" w:color="D9D5C8" w:sz="4"/>
@@ -319,7 +319,7 @@
         </w:tc>
         <w:tc>
           <w:tcPr>
-            <w:tcW w:type="dxa" w:w="7048"/>
+            <w:tcW w:type="dxa" w:w="7153"/>
             <w:tcBorders>
               <w:top w:val="single" w:color="D9D5C8" w:sz="4"/>
               <w:left w:val="single" w:color="D9D5C8" w:sz="4"/>
@@ -356,7 +356,7 @@
       <w:tr>
         <w:tc>
           <w:tcPr>
-            <w:tcW w:type="dxa" w:w="2600"/>
+            <w:tcW w:type="dxa" w:w="2639"/>
             <w:tcBorders>
               <w:top w:val="single" w:color="D9D5C8" w:sz="4"/>
               <w:left w:val="single" w:color="D9D5C8" w:sz="4"/>
@@ -391,7 +391,7 @@
         </w:tc>
         <w:tc>
           <w:tcPr>
-            <w:tcW w:type="dxa" w:w="7048"/>
+            <w:tcW w:type="dxa" w:w="7153"/>
             <w:tcBorders>
               <w:top w:val="single" w:color="D9D5C8" w:sz="4"/>
               <w:left w:val="single" w:color="D9D5C8" w:sz="4"/>
@@ -428,7 +428,7 @@
       <w:tr>
         <w:tc>
           <w:tcPr>
-            <w:tcW w:type="dxa" w:w="2600"/>
+            <w:tcW w:type="dxa" w:w="2639"/>
             <w:tcBorders>
               <w:top w:val="single" w:color="D9D5C8" w:sz="4"/>
               <w:left w:val="single" w:color="D9D5C8" w:sz="4"/>
@@ -463,7 +463,7 @@
         </w:tc>
         <w:tc>
           <w:tcPr>
-            <w:tcW w:type="dxa" w:w="7048"/>
+            <w:tcW w:type="dxa" w:w="7153"/>
             <w:tcBorders>
               <w:top w:val="single" w:color="D9D5C8" w:sz="4"/>
               <w:left w:val="single" w:color="D9D5C8" w:sz="4"/>
@@ -500,7 +500,7 @@
       <w:tr>
         <w:tc>
           <w:tcPr>
-            <w:tcW w:type="dxa" w:w="2600"/>
+            <w:tcW w:type="dxa" w:w="2639"/>
             <w:tcBorders>
               <w:top w:val="single" w:color="D9D5C8" w:sz="4"/>
               <w:left w:val="single" w:color="D9D5C8" w:sz="4"/>
@@ -535,7 +535,7 @@
         </w:tc>
         <w:tc>
           <w:tcPr>
-            <w:tcW w:type="dxa" w:w="7048"/>
+            <w:tcW w:type="dxa" w:w="7153"/>
             <w:tcBorders>
               <w:top w:val="single" w:color="D9D5C8" w:sz="4"/>
               <w:left w:val="single" w:color="D9D5C8" w:sz="4"/>
@@ -572,7 +572,7 @@
       <w:tr>
         <w:tc>
           <w:tcPr>
-            <w:tcW w:type="dxa" w:w="2600"/>
+            <w:tcW w:type="dxa" w:w="2639"/>
             <w:tcBorders>
               <w:top w:val="single" w:color="D9D5C8" w:sz="4"/>
               <w:left w:val="single" w:color="D9D5C8" w:sz="4"/>
@@ -607,7 +607,7 @@
         </w:tc>
         <w:tc>
           <w:tcPr>
-            <w:tcW w:type="dxa" w:w="7048"/>
+            <w:tcW w:type="dxa" w:w="7153"/>
             <w:tcBorders>
               <w:top w:val="single" w:color="D9D5C8" w:sz="4"/>
               <w:left w:val="single" w:color="D9D5C8" w:sz="4"/>
@@ -664,7 +664,7 @@
     </w:p>
     <w:tbl>
       <w:tblPr>
-        <w:tblW w:type="dxa" w:w="9648"/>
+        <w:tblW w:type="dxa" w:w="9792"/>
         <w:tblBorders>
           <w:top w:val="single" w:color="auto" w:sz="4"/>
           <w:left w:val="single" w:color="auto" w:sz="4"/>
@@ -675,8 +675,8 @@
         </w:tblBorders>
       </w:tblPr>
       <w:tblGrid>
-        <w:gridCol w:w="3000"/>
-        <w:gridCol w:w="6648"/>
+        <w:gridCol w:w="3045"/>
+        <w:gridCol w:w="6747"/>
       </w:tblGrid>
       <w:tr>
         <w:trPr>
@@ -684,7 +684,7 @@
         </w:trPr>
         <w:tc>
           <w:tcPr>
-            <w:tcW w:type="dxa" w:w="3000"/>
+            <w:tcW w:type="dxa" w:w="3045"/>
             <w:tcBorders>
               <w:top w:val="single" w:color="D9D5C8" w:sz="4"/>
               <w:left w:val="single" w:color="D9D5C8" w:sz="4"/>
@@ -720,7 +720,7 @@
         </w:tc>
         <w:tc>
           <w:tcPr>
-            <w:tcW w:type="dxa" w:w="6648"/>
+            <w:tcW w:type="dxa" w:w="6747"/>
             <w:tcBorders>
               <w:top w:val="single" w:color="D9D5C8" w:sz="4"/>
               <w:left w:val="single" w:color="D9D5C8" w:sz="4"/>
@@ -758,7 +758,7 @@
       <w:tr>
         <w:tc>
           <w:tcPr>
-            <w:tcW w:type="dxa" w:w="3000"/>
+            <w:tcW w:type="dxa" w:w="3045"/>
             <w:tcBorders>
               <w:top w:val="single" w:color="D9D5C8" w:sz="4"/>
               <w:left w:val="single" w:color="D9D5C8" w:sz="4"/>
@@ -793,7 +793,7 @@
         </w:tc>
         <w:tc>
           <w:tcPr>
-            <w:tcW w:type="dxa" w:w="6648"/>
+            <w:tcW w:type="dxa" w:w="6747"/>
             <w:tcBorders>
               <w:top w:val="single" w:color="D9D5C8" w:sz="4"/>
               <w:left w:val="single" w:color="D9D5C8" w:sz="4"/>
@@ -830,7 +830,7 @@
       <w:tr>
         <w:tc>
           <w:tcPr>
-            <w:tcW w:type="dxa" w:w="3000"/>
+            <w:tcW w:type="dxa" w:w="3045"/>
             <w:tcBorders>
               <w:top w:val="single" w:color="D9D5C8" w:sz="4"/>
               <w:left w:val="single" w:color="D9D5C8" w:sz="4"/>
@@ -865,7 +865,7 @@
         </w:tc>
         <w:tc>
           <w:tcPr>
-            <w:tcW w:type="dxa" w:w="6648"/>
+            <w:tcW w:type="dxa" w:w="6747"/>
             <w:tcBorders>
               <w:top w:val="single" w:color="D9D5C8" w:sz="4"/>
               <w:left w:val="single" w:color="D9D5C8" w:sz="4"/>
@@ -902,7 +902,7 @@
       <w:tr>
         <w:tc>
           <w:tcPr>
-            <w:tcW w:type="dxa" w:w="3000"/>
+            <w:tcW w:type="dxa" w:w="3045"/>
             <w:tcBorders>
               <w:top w:val="single" w:color="D9D5C8" w:sz="4"/>
               <w:left w:val="single" w:color="D9D5C8" w:sz="4"/>
@@ -937,7 +937,7 @@
         </w:tc>
         <w:tc>
           <w:tcPr>
-            <w:tcW w:type="dxa" w:w="6648"/>
+            <w:tcW w:type="dxa" w:w="6747"/>
             <w:tcBorders>
               <w:top w:val="single" w:color="D9D5C8" w:sz="4"/>
               <w:left w:val="single" w:color="D9D5C8" w:sz="4"/>
@@ -974,7 +974,7 @@
       <w:tr>
         <w:tc>
           <w:tcPr>
-            <w:tcW w:type="dxa" w:w="3000"/>
+            <w:tcW w:type="dxa" w:w="3045"/>
             <w:tcBorders>
               <w:top w:val="single" w:color="D9D5C8" w:sz="4"/>
               <w:left w:val="single" w:color="D9D5C8" w:sz="4"/>
@@ -1009,7 +1009,7 @@
         </w:tc>
         <w:tc>
           <w:tcPr>
-            <w:tcW w:type="dxa" w:w="6648"/>
+            <w:tcW w:type="dxa" w:w="6747"/>
             <w:tcBorders>
               <w:top w:val="single" w:color="D9D5C8" w:sz="4"/>
               <w:left w:val="single" w:color="D9D5C8" w:sz="4"/>
@@ -1046,7 +1046,7 @@
       <w:tr>
         <w:tc>
           <w:tcPr>
-            <w:tcW w:type="dxa" w:w="3000"/>
+            <w:tcW w:type="dxa" w:w="3045"/>
             <w:tcBorders>
               <w:top w:val="single" w:color="D9D5C8" w:sz="4"/>
               <w:left w:val="single" w:color="D9D5C8" w:sz="4"/>
@@ -1081,7 +1081,7 @@
         </w:tc>
         <w:tc>
           <w:tcPr>
-            <w:tcW w:type="dxa" w:w="6648"/>
+            <w:tcW w:type="dxa" w:w="6747"/>
             <w:tcBorders>
               <w:top w:val="single" w:color="D9D5C8" w:sz="4"/>
               <w:left w:val="single" w:color="D9D5C8" w:sz="4"/>
@@ -1138,7 +1138,7 @@
     </w:p>
     <w:tbl>
       <w:tblPr>
-        <w:tblW w:type="dxa" w:w="9648"/>
+        <w:tblW w:type="dxa" w:w="9792"/>
         <w:tblBorders>
           <w:top w:val="single" w:color="auto" w:sz="4"/>
           <w:left w:val="single" w:color="auto" w:sz="4"/>
@@ -1149,9 +1149,9 @@
         </w:tblBorders>
       </w:tblPr>
       <w:tblGrid>
-        <w:gridCol w:w="1800"/>
-        <w:gridCol w:w="3200"/>
-        <w:gridCol w:w="4648"/>
+        <w:gridCol w:w="1827"/>
+        <w:gridCol w:w="3248"/>
+        <w:gridCol w:w="4717"/>
       </w:tblGrid>
       <w:tr>
         <w:trPr>
@@ -1159,7 +1159,7 @@
         </w:trPr>
         <w:tc>
           <w:tcPr>
-            <w:tcW w:type="dxa" w:w="1800"/>
+            <w:tcW w:type="dxa" w:w="1827"/>
             <w:tcBorders>
               <w:top w:val="single" w:color="D9D5C8" w:sz="4"/>
               <w:left w:val="single" w:color="D9D5C8" w:sz="4"/>
@@ -1195,7 +1195,7 @@
         </w:tc>
         <w:tc>
           <w:tcPr>
-            <w:tcW w:type="dxa" w:w="3200"/>
+            <w:tcW w:type="dxa" w:w="3248"/>
             <w:tcBorders>
               <w:top w:val="single" w:color="D9D5C8" w:sz="4"/>
               <w:left w:val="single" w:color="D9D5C8" w:sz="4"/>
@@ -1231,7 +1231,7 @@
         </w:tc>
         <w:tc>
           <w:tcPr>
-            <w:tcW w:type="dxa" w:w="4648"/>
+            <w:tcW w:type="dxa" w:w="4717"/>
             <w:tcBorders>
               <w:top w:val="single" w:color="D9D5C8" w:sz="4"/>
               <w:left w:val="single" w:color="D9D5C8" w:sz="4"/>
@@ -1269,7 +1269,7 @@
       <w:tr>
         <w:tc>
           <w:tcPr>
-            <w:tcW w:type="dxa" w:w="1800"/>
+            <w:tcW w:type="dxa" w:w="1827"/>
             <w:tcBorders>
               <w:top w:val="single" w:color="D9D5C8" w:sz="4"/>
               <w:left w:val="single" w:color="D9D5C8" w:sz="4"/>
@@ -1304,7 +1304,7 @@
         </w:tc>
         <w:tc>
           <w:tcPr>
-            <w:tcW w:type="dxa" w:w="3200"/>
+            <w:tcW w:type="dxa" w:w="3248"/>
             <w:tcBorders>
               <w:top w:val="single" w:color="D9D5C8" w:sz="4"/>
               <w:left w:val="single" w:color="D9D5C8" w:sz="4"/>
@@ -1339,7 +1339,7 @@
         </w:tc>
         <w:tc>
           <w:tcPr>
-            <w:tcW w:type="dxa" w:w="4648"/>
+            <w:tcW w:type="dxa" w:w="4717"/>
             <w:tcBorders>
               <w:top w:val="single" w:color="D9D5C8" w:sz="4"/>
               <w:left w:val="single" w:color="D9D5C8" w:sz="4"/>
@@ -1376,7 +1376,7 @@
       <w:tr>
         <w:tc>
           <w:tcPr>
-            <w:tcW w:type="dxa" w:w="1800"/>
+            <w:tcW w:type="dxa" w:w="1827"/>
             <w:tcBorders>
               <w:top w:val="single" w:color="D9D5C8" w:sz="4"/>
               <w:left w:val="single" w:color="D9D5C8" w:sz="4"/>
@@ -1411,7 +1411,7 @@
         </w:tc>
         <w:tc>
           <w:tcPr>
-            <w:tcW w:type="dxa" w:w="3200"/>
+            <w:tcW w:type="dxa" w:w="3248"/>
             <w:tcBorders>
               <w:top w:val="single" w:color="D9D5C8" w:sz="4"/>
               <w:left w:val="single" w:color="D9D5C8" w:sz="4"/>
@@ -1446,7 +1446,7 @@
         </w:tc>
         <w:tc>
           <w:tcPr>
-            <w:tcW w:type="dxa" w:w="4648"/>
+            <w:tcW w:type="dxa" w:w="4717"/>
             <w:tcBorders>
               <w:top w:val="single" w:color="D9D5C8" w:sz="4"/>
               <w:left w:val="single" w:color="D9D5C8" w:sz="4"/>
@@ -1483,7 +1483,7 @@
       <w:tr>
         <w:tc>
           <w:tcPr>
-            <w:tcW w:type="dxa" w:w="1800"/>
+            <w:tcW w:type="dxa" w:w="1827"/>
             <w:tcBorders>
               <w:top w:val="single" w:color="D9D5C8" w:sz="4"/>
               <w:left w:val="single" w:color="D9D5C8" w:sz="4"/>
@@ -1518,7 +1518,7 @@
         </w:tc>
         <w:tc>
           <w:tcPr>
-            <w:tcW w:type="dxa" w:w="3200"/>
+            <w:tcW w:type="dxa" w:w="3248"/>
             <w:tcBorders>
               <w:top w:val="single" w:color="D9D5C8" w:sz="4"/>
               <w:left w:val="single" w:color="D9D5C8" w:sz="4"/>
@@ -1553,7 +1553,7 @@
         </w:tc>
         <w:tc>
           <w:tcPr>
-            <w:tcW w:type="dxa" w:w="4648"/>
+            <w:tcW w:type="dxa" w:w="4717"/>
             <w:tcBorders>
               <w:top w:val="single" w:color="D9D5C8" w:sz="4"/>
               <w:left w:val="single" w:color="D9D5C8" w:sz="4"/>
@@ -1628,7 +1628,7 @@
     </w:p>
     <w:tbl>
       <w:tblPr>
-        <w:tblW w:type="dxa" w:w="9648"/>
+        <w:tblW w:type="dxa" w:w="9792"/>
         <w:tblBorders>
           <w:top w:val="single" w:color="auto" w:sz="4"/>
           <w:left w:val="single" w:color="auto" w:sz="4"/>
@@ -1639,12 +1639,12 @@
         </w:tblBorders>
       </w:tblPr>
       <w:tblGrid>
-        <w:gridCol w:w="9648"/>
+        <w:gridCol w:w="9792"/>
       </w:tblGrid>
       <w:tr>
         <w:tc>
           <w:tcPr>
-            <w:tcW w:type="dxa" w:w="9648"/>
+            <w:tcW w:type="dxa" w:w="9792"/>
             <w:tcBorders>
               <w:top w:val="single" w:color="D9D5C8" w:sz="4"/>
               <w:left w:val="single" w:color="D9D5C8" w:sz="4"/>
@@ -1720,7 +1720,7 @@
     </w:p>
     <w:tbl>
       <w:tblPr>
-        <w:tblW w:type="dxa" w:w="9648"/>
+        <w:tblW w:type="dxa" w:w="9792"/>
         <w:tblBorders>
           <w:top w:val="single" w:color="auto" w:sz="4"/>
           <w:left w:val="single" w:color="auto" w:sz="4"/>
@@ -1731,8 +1731,8 @@
         </w:tblBorders>
       </w:tblPr>
       <w:tblGrid>
-        <w:gridCol w:w="3400"/>
-        <w:gridCol w:w="6248"/>
+        <w:gridCol w:w="3451"/>
+        <w:gridCol w:w="6341"/>
       </w:tblGrid>
       <w:tr>
         <w:trPr>
@@ -1740,7 +1740,7 @@
         </w:trPr>
         <w:tc>
           <w:tcPr>
-            <w:tcW w:type="dxa" w:w="3400"/>
+            <w:tcW w:type="dxa" w:w="3451"/>
             <w:tcBorders>
               <w:top w:val="single" w:color="D9D5C8" w:sz="4"/>
               <w:left w:val="single" w:color="D9D5C8" w:sz="4"/>
@@ -1776,7 +1776,7 @@
         </w:tc>
         <w:tc>
           <w:tcPr>
-            <w:tcW w:type="dxa" w:w="6248"/>
+            <w:tcW w:type="dxa" w:w="6341"/>
             <w:tcBorders>
               <w:top w:val="single" w:color="D9D5C8" w:sz="4"/>
               <w:left w:val="single" w:color="D9D5C8" w:sz="4"/>
@@ -1814,7 +1814,7 @@
       <w:tr>
         <w:tc>
           <w:tcPr>
-            <w:tcW w:type="dxa" w:w="3400"/>
+            <w:tcW w:type="dxa" w:w="3451"/>
             <w:tcBorders>
               <w:top w:val="single" w:color="D9D5C8" w:sz="4"/>
               <w:left w:val="single" w:color="D9D5C8" w:sz="4"/>
@@ -1849,7 +1849,7 @@
         </w:tc>
         <w:tc>
           <w:tcPr>
-            <w:tcW w:type="dxa" w:w="6248"/>
+            <w:tcW w:type="dxa" w:w="6341"/>
             <w:tcBorders>
               <w:top w:val="single" w:color="D9D5C8" w:sz="4"/>
               <w:left w:val="single" w:color="D9D5C8" w:sz="4"/>
@@ -1886,7 +1886,7 @@
       <w:tr>
         <w:tc>
           <w:tcPr>
-            <w:tcW w:type="dxa" w:w="3400"/>
+            <w:tcW w:type="dxa" w:w="3451"/>
             <w:tcBorders>
               <w:top w:val="single" w:color="D9D5C8" w:sz="4"/>
               <w:left w:val="single" w:color="D9D5C8" w:sz="4"/>
@@ -1921,7 +1921,7 @@
         </w:tc>
         <w:tc>
           <w:tcPr>
-            <w:tcW w:type="dxa" w:w="6248"/>
+            <w:tcW w:type="dxa" w:w="6341"/>
             <w:tcBorders>
               <w:top w:val="single" w:color="D9D5C8" w:sz="4"/>
               <w:left w:val="single" w:color="D9D5C8" w:sz="4"/>
@@ -1958,7 +1958,7 @@
       <w:tr>
         <w:tc>
           <w:tcPr>
-            <w:tcW w:type="dxa" w:w="3400"/>
+            <w:tcW w:type="dxa" w:w="3451"/>
             <w:tcBorders>
               <w:top w:val="single" w:color="D9D5C8" w:sz="4"/>
               <w:left w:val="single" w:color="D9D5C8" w:sz="4"/>
@@ -1993,7 +1993,7 @@
         </w:tc>
         <w:tc>
           <w:tcPr>
-            <w:tcW w:type="dxa" w:w="6248"/>
+            <w:tcW w:type="dxa" w:w="6341"/>
             <w:tcBorders>
               <w:top w:val="single" w:color="D9D5C8" w:sz="4"/>
               <w:left w:val="single" w:color="D9D5C8" w:sz="4"/>
@@ -2030,7 +2030,7 @@
       <w:tr>
         <w:tc>
           <w:tcPr>
-            <w:tcW w:type="dxa" w:w="3400"/>
+            <w:tcW w:type="dxa" w:w="3451"/>
             <w:tcBorders>
               <w:top w:val="single" w:color="D9D5C8" w:sz="4"/>
               <w:left w:val="single" w:color="D9D5C8" w:sz="4"/>
@@ -2065,7 +2065,7 @@
         </w:tc>
         <w:tc>
           <w:tcPr>
-            <w:tcW w:type="dxa" w:w="6248"/>
+            <w:tcW w:type="dxa" w:w="6341"/>
             <w:tcBorders>
               <w:top w:val="single" w:color="D9D5C8" w:sz="4"/>
               <w:left w:val="single" w:color="D9D5C8" w:sz="4"/>
@@ -2102,7 +2102,7 @@
       <w:tr>
         <w:tc>
           <w:tcPr>
-            <w:tcW w:type="dxa" w:w="3400"/>
+            <w:tcW w:type="dxa" w:w="3451"/>
             <w:tcBorders>
               <w:top w:val="single" w:color="D9D5C8" w:sz="4"/>
               <w:left w:val="single" w:color="D9D5C8" w:sz="4"/>
@@ -2137,7 +2137,7 @@
         </w:tc>
         <w:tc>
           <w:tcPr>
-            <w:tcW w:type="dxa" w:w="6248"/>
+            <w:tcW w:type="dxa" w:w="6341"/>
             <w:tcBorders>
               <w:top w:val="single" w:color="D9D5C8" w:sz="4"/>
               <w:left w:val="single" w:color="D9D5C8" w:sz="4"/>
@@ -2232,7 +2232,7 @@
     </w:p>
     <w:tbl>
       <w:tblPr>
-        <w:tblW w:type="dxa" w:w="9648"/>
+        <w:tblW w:type="dxa" w:w="9792"/>
         <w:tblBorders>
           <w:top w:val="single" w:color="auto" w:sz="4"/>
           <w:left w:val="single" w:color="auto" w:sz="4"/>
@@ -2243,12 +2243,12 @@
         </w:tblBorders>
       </w:tblPr>
       <w:tblGrid>
-        <w:gridCol w:w="1400"/>
-        <w:gridCol w:w="1900"/>
-        <w:gridCol w:w="1900"/>
-        <w:gridCol w:w="1449"/>
-        <w:gridCol w:w="1500"/>
-        <w:gridCol w:w="1499"/>
+        <w:gridCol w:w="1421"/>
+        <w:gridCol w:w="1928"/>
+        <w:gridCol w:w="1928"/>
+        <w:gridCol w:w="1471"/>
+        <w:gridCol w:w="1522"/>
+        <w:gridCol w:w="1522"/>
       </w:tblGrid>
       <w:tr>
         <w:trPr>
@@ -2256,7 +2256,7 @@
         </w:trPr>
         <w:tc>
           <w:tcPr>
-            <w:tcW w:type="dxa" w:w="1400"/>
+            <w:tcW w:type="dxa" w:w="1421"/>
             <w:tcBorders>
               <w:top w:val="single" w:color="D9D5C8" w:sz="4"/>
               <w:left w:val="single" w:color="D9D5C8" w:sz="4"/>
@@ -2292,7 +2292,7 @@
         </w:tc>
         <w:tc>
           <w:tcPr>
-            <w:tcW w:type="dxa" w:w="1900"/>
+            <w:tcW w:type="dxa" w:w="1928"/>
             <w:tcBorders>
               <w:top w:val="single" w:color="D9D5C8" w:sz="4"/>
               <w:left w:val="single" w:color="D9D5C8" w:sz="4"/>
@@ -2328,7 +2328,7 @@
         </w:tc>
         <w:tc>
           <w:tcPr>
-            <w:tcW w:type="dxa" w:w="1900"/>
+            <w:tcW w:type="dxa" w:w="1928"/>
             <w:tcBorders>
               <w:top w:val="single" w:color="D9D5C8" w:sz="4"/>
               <w:left w:val="single" w:color="D9D5C8" w:sz="4"/>
@@ -2364,7 +2364,7 @@
         </w:tc>
         <w:tc>
           <w:tcPr>
-            <w:tcW w:type="dxa" w:w="1449"/>
+            <w:tcW w:type="dxa" w:w="1471"/>
             <w:tcBorders>
               <w:top w:val="single" w:color="D9D5C8" w:sz="4"/>
               <w:left w:val="single" w:color="D9D5C8" w:sz="4"/>
@@ -2400,7 +2400,7 @@
         </w:tc>
         <w:tc>
           <w:tcPr>
-            <w:tcW w:type="dxa" w:w="1500"/>
+            <w:tcW w:type="dxa" w:w="1522"/>
             <w:tcBorders>
               <w:top w:val="single" w:color="D9D5C8" w:sz="4"/>
               <w:left w:val="single" w:color="D9D5C8" w:sz="4"/>
@@ -2436,7 +2436,7 @@
         </w:tc>
         <w:tc>
           <w:tcPr>
-            <w:tcW w:type="dxa" w:w="1499"/>
+            <w:tcW w:type="dxa" w:w="1522"/>
             <w:tcBorders>
               <w:top w:val="single" w:color="D9D5C8" w:sz="4"/>
               <w:left w:val="single" w:color="D9D5C8" w:sz="4"/>
@@ -2474,7 +2474,7 @@
       <w:tr>
         <w:tc>
           <w:tcPr>
-            <w:tcW w:type="dxa" w:w="1400"/>
+            <w:tcW w:type="dxa" w:w="1421"/>
             <w:tcBorders>
               <w:top w:val="single" w:color="D9D5C8" w:sz="4"/>
               <w:left w:val="single" w:color="D9D5C8" w:sz="4"/>
@@ -2509,7 +2509,7 @@
         </w:tc>
         <w:tc>
           <w:tcPr>
-            <w:tcW w:type="dxa" w:w="1900"/>
+            <w:tcW w:type="dxa" w:w="1928"/>
             <w:tcBorders>
               <w:top w:val="single" w:color="D9D5C8" w:sz="4"/>
               <w:left w:val="single" w:color="D9D5C8" w:sz="4"/>
@@ -2544,7 +2544,7 @@
         </w:tc>
         <w:tc>
           <w:tcPr>
-            <w:tcW w:type="dxa" w:w="1900"/>
+            <w:tcW w:type="dxa" w:w="1928"/>
             <w:tcBorders>
               <w:top w:val="single" w:color="D9D5C8" w:sz="4"/>
               <w:left w:val="single" w:color="D9D5C8" w:sz="4"/>
@@ -2579,7 +2579,7 @@
         </w:tc>
         <w:tc>
           <w:tcPr>
-            <w:tcW w:type="dxa" w:w="1449"/>
+            <w:tcW w:type="dxa" w:w="1471"/>
             <w:tcBorders>
               <w:top w:val="single" w:color="D9D5C8" w:sz="4"/>
               <w:left w:val="single" w:color="D9D5C8" w:sz="4"/>
@@ -2614,7 +2614,7 @@
         </w:tc>
         <w:tc>
           <w:tcPr>
-            <w:tcW w:type="dxa" w:w="1500"/>
+            <w:tcW w:type="dxa" w:w="1522"/>
             <w:tcBorders>
               <w:top w:val="single" w:color="D9D5C8" w:sz="4"/>
               <w:left w:val="single" w:color="D9D5C8" w:sz="4"/>
@@ -2649,7 +2649,7 @@
         </w:tc>
         <w:tc>
           <w:tcPr>
-            <w:tcW w:type="dxa" w:w="1499"/>
+            <w:tcW w:type="dxa" w:w="1522"/>
             <w:tcBorders>
               <w:top w:val="single" w:color="D9D5C8" w:sz="4"/>
               <w:left w:val="single" w:color="D9D5C8" w:sz="4"/>
@@ -2686,7 +2686,7 @@
       <w:tr>
         <w:tc>
           <w:tcPr>
-            <w:tcW w:type="dxa" w:w="1400"/>
+            <w:tcW w:type="dxa" w:w="1421"/>
             <w:tcBorders>
               <w:top w:val="single" w:color="D9D5C8" w:sz="4"/>
               <w:left w:val="single" w:color="D9D5C8" w:sz="4"/>
@@ -2721,7 +2721,7 @@
         </w:tc>
         <w:tc>
           <w:tcPr>
-            <w:tcW w:type="dxa" w:w="1900"/>
+            <w:tcW w:type="dxa" w:w="1928"/>
             <w:tcBorders>
               <w:top w:val="single" w:color="D9D5C8" w:sz="4"/>
               <w:left w:val="single" w:color="D9D5C8" w:sz="4"/>
@@ -2756,7 +2756,7 @@
         </w:tc>
         <w:tc>
           <w:tcPr>
-            <w:tcW w:type="dxa" w:w="1900"/>
+            <w:tcW w:type="dxa" w:w="1928"/>
             <w:tcBorders>
               <w:top w:val="single" w:color="D9D5C8" w:sz="4"/>
               <w:left w:val="single" w:color="D9D5C8" w:sz="4"/>
@@ -2791,7 +2791,7 @@
         </w:tc>
         <w:tc>
           <w:tcPr>
-            <w:tcW w:type="dxa" w:w="1449"/>
+            <w:tcW w:type="dxa" w:w="1471"/>
             <w:tcBorders>
               <w:top w:val="single" w:color="D9D5C8" w:sz="4"/>
               <w:left w:val="single" w:color="D9D5C8" w:sz="4"/>
@@ -2826,7 +2826,7 @@
         </w:tc>
         <w:tc>
           <w:tcPr>
-            <w:tcW w:type="dxa" w:w="1500"/>
+            <w:tcW w:type="dxa" w:w="1522"/>
             <w:tcBorders>
               <w:top w:val="single" w:color="D9D5C8" w:sz="4"/>
               <w:left w:val="single" w:color="D9D5C8" w:sz="4"/>
@@ -2861,7 +2861,7 @@
         </w:tc>
         <w:tc>
           <w:tcPr>
-            <w:tcW w:type="dxa" w:w="1499"/>
+            <w:tcW w:type="dxa" w:w="1522"/>
             <w:tcBorders>
               <w:top w:val="single" w:color="D9D5C8" w:sz="4"/>
               <w:left w:val="single" w:color="D9D5C8" w:sz="4"/>
@@ -2898,7 +2898,7 @@
       <w:tr>
         <w:tc>
           <w:tcPr>
-            <w:tcW w:type="dxa" w:w="1400"/>
+            <w:tcW w:type="dxa" w:w="1421"/>
             <w:tcBorders>
               <w:top w:val="single" w:color="D9D5C8" w:sz="4"/>
               <w:left w:val="single" w:color="D9D5C8" w:sz="4"/>
@@ -2933,7 +2933,7 @@
         </w:tc>
         <w:tc>
           <w:tcPr>
-            <w:tcW w:type="dxa" w:w="1900"/>
+            <w:tcW w:type="dxa" w:w="1928"/>
             <w:tcBorders>
               <w:top w:val="single" w:color="D9D5C8" w:sz="4"/>
               <w:left w:val="single" w:color="D9D5C8" w:sz="4"/>
@@ -2968,7 +2968,7 @@
         </w:tc>
         <w:tc>
           <w:tcPr>
-            <w:tcW w:type="dxa" w:w="1900"/>
+            <w:tcW w:type="dxa" w:w="1928"/>
             <w:tcBorders>
               <w:top w:val="single" w:color="D9D5C8" w:sz="4"/>
               <w:left w:val="single" w:color="D9D5C8" w:sz="4"/>
@@ -3003,7 +3003,7 @@
         </w:tc>
         <w:tc>
           <w:tcPr>
-            <w:tcW w:type="dxa" w:w="1449"/>
+            <w:tcW w:type="dxa" w:w="1471"/>
             <w:tcBorders>
               <w:top w:val="single" w:color="D9D5C8" w:sz="4"/>
               <w:left w:val="single" w:color="D9D5C8" w:sz="4"/>
@@ -3038,7 +3038,7 @@
         </w:tc>
         <w:tc>
           <w:tcPr>
-            <w:tcW w:type="dxa" w:w="1500"/>
+            <w:tcW w:type="dxa" w:w="1522"/>
             <w:tcBorders>
               <w:top w:val="single" w:color="D9D5C8" w:sz="4"/>
               <w:left w:val="single" w:color="D9D5C8" w:sz="4"/>
@@ -3073,7 +3073,7 @@
         </w:tc>
         <w:tc>
           <w:tcPr>
-            <w:tcW w:type="dxa" w:w="1499"/>
+            <w:tcW w:type="dxa" w:w="1522"/>
             <w:tcBorders>
               <w:top w:val="single" w:color="D9D5C8" w:sz="4"/>
               <w:left w:val="single" w:color="D9D5C8" w:sz="4"/>
@@ -3130,7 +3130,7 @@
     </w:p>
     <w:tbl>
       <w:tblPr>
-        <w:tblW w:type="dxa" w:w="9648"/>
+        <w:tblW w:type="dxa" w:w="9792"/>
         <w:tblBorders>
           <w:top w:val="single" w:color="auto" w:sz="4"/>
           <w:left w:val="single" w:color="auto" w:sz="4"/>
@@ -3141,8 +3141,8 @@
         </w:tblBorders>
       </w:tblPr>
       <w:tblGrid>
-        <w:gridCol w:w="3200"/>
-        <w:gridCol w:w="6448"/>
+        <w:gridCol w:w="3248"/>
+        <w:gridCol w:w="6544"/>
       </w:tblGrid>
       <w:tr>
         <w:trPr>
@@ -3150,7 +3150,7 @@
         </w:trPr>
         <w:tc>
           <w:tcPr>
-            <w:tcW w:type="dxa" w:w="3200"/>
+            <w:tcW w:type="dxa" w:w="3248"/>
             <w:tcBorders>
               <w:top w:val="single" w:color="D9D5C8" w:sz="4"/>
               <w:left w:val="single" w:color="D9D5C8" w:sz="4"/>
@@ -3186,7 +3186,7 @@
         </w:tc>
         <w:tc>
           <w:tcPr>
-            <w:tcW w:type="dxa" w:w="6448"/>
+            <w:tcW w:type="dxa" w:w="6544"/>
             <w:tcBorders>
               <w:top w:val="single" w:color="D9D5C8" w:sz="4"/>
               <w:left w:val="single" w:color="D9D5C8" w:sz="4"/>
@@ -3224,7 +3224,7 @@
       <w:tr>
         <w:tc>
           <w:tcPr>
-            <w:tcW w:type="dxa" w:w="3200"/>
+            <w:tcW w:type="dxa" w:w="3248"/>
             <w:tcBorders>
               <w:top w:val="single" w:color="D9D5C8" w:sz="4"/>
               <w:left w:val="single" w:color="D9D5C8" w:sz="4"/>
@@ -3259,7 +3259,7 @@
         </w:tc>
         <w:tc>
           <w:tcPr>
-            <w:tcW w:type="dxa" w:w="6448"/>
+            <w:tcW w:type="dxa" w:w="6544"/>
             <w:tcBorders>
               <w:top w:val="single" w:color="D9D5C8" w:sz="4"/>
               <w:left w:val="single" w:color="D9D5C8" w:sz="4"/>
@@ -3296,7 +3296,7 @@
       <w:tr>
         <w:tc>
           <w:tcPr>
-            <w:tcW w:type="dxa" w:w="3200"/>
+            <w:tcW w:type="dxa" w:w="3248"/>
             <w:tcBorders>
               <w:top w:val="single" w:color="D9D5C8" w:sz="4"/>
               <w:left w:val="single" w:color="D9D5C8" w:sz="4"/>
@@ -3331,7 +3331,7 @@
         </w:tc>
         <w:tc>
           <w:tcPr>
-            <w:tcW w:type="dxa" w:w="6448"/>
+            <w:tcW w:type="dxa" w:w="6544"/>
             <w:tcBorders>
               <w:top w:val="single" w:color="D9D5C8" w:sz="4"/>
               <w:left w:val="single" w:color="D9D5C8" w:sz="4"/>
@@ -3368,7 +3368,7 @@
       <w:tr>
         <w:tc>
           <w:tcPr>
-            <w:tcW w:type="dxa" w:w="3200"/>
+            <w:tcW w:type="dxa" w:w="3248"/>
             <w:tcBorders>
               <w:top w:val="single" w:color="D9D5C8" w:sz="4"/>
               <w:left w:val="single" w:color="D9D5C8" w:sz="4"/>
@@ -3403,7 +3403,7 @@
         </w:tc>
         <w:tc>
           <w:tcPr>
-            <w:tcW w:type="dxa" w:w="6448"/>
+            <w:tcW w:type="dxa" w:w="6544"/>
             <w:tcBorders>
               <w:top w:val="single" w:color="D9D5C8" w:sz="4"/>
               <w:left w:val="single" w:color="D9D5C8" w:sz="4"/>
@@ -3440,7 +3440,7 @@
       <w:tr>
         <w:tc>
           <w:tcPr>
-            <w:tcW w:type="dxa" w:w="3200"/>
+            <w:tcW w:type="dxa" w:w="3248"/>
             <w:tcBorders>
               <w:top w:val="single" w:color="D9D5C8" w:sz="4"/>
               <w:left w:val="single" w:color="D9D5C8" w:sz="4"/>
@@ -3475,7 +3475,7 @@
         </w:tc>
         <w:tc>
           <w:tcPr>
-            <w:tcW w:type="dxa" w:w="6448"/>
+            <w:tcW w:type="dxa" w:w="6544"/>
             <w:tcBorders>
               <w:top w:val="single" w:color="D9D5C8" w:sz="4"/>
               <w:left w:val="single" w:color="D9D5C8" w:sz="4"/>
@@ -3570,7 +3570,7 @@
     </w:p>
     <w:tbl>
       <w:tblPr>
-        <w:tblW w:type="dxa" w:w="9648"/>
+        <w:tblW w:type="dxa" w:w="9792"/>
         <w:tblBorders>
           <w:top w:val="single" w:color="auto" w:sz="4"/>
           <w:left w:val="single" w:color="auto" w:sz="4"/>
@@ -3581,9 +3581,9 @@
         </w:tblBorders>
       </w:tblPr>
       <w:tblGrid>
-        <w:gridCol w:w="3300"/>
-        <w:gridCol w:w="900"/>
-        <w:gridCol w:w="5448"/>
+        <w:gridCol w:w="3349"/>
+        <w:gridCol w:w="913"/>
+        <w:gridCol w:w="5530"/>
       </w:tblGrid>
       <w:tr>
         <w:trPr>
@@ -3591,7 +3591,7 @@
         </w:trPr>
         <w:tc>
           <w:tcPr>
-            <w:tcW w:type="dxa" w:w="3300"/>
+            <w:tcW w:type="dxa" w:w="3349"/>
             <w:tcBorders>
               <w:top w:val="single" w:color="D9D5C8" w:sz="4"/>
               <w:left w:val="single" w:color="D9D5C8" w:sz="4"/>
@@ -3627,7 +3627,7 @@
         </w:tc>
         <w:tc>
           <w:tcPr>
-            <w:tcW w:type="dxa" w:w="900"/>
+            <w:tcW w:type="dxa" w:w="913"/>
             <w:tcBorders>
               <w:top w:val="single" w:color="D9D5C8" w:sz="4"/>
               <w:left w:val="single" w:color="D9D5C8" w:sz="4"/>
@@ -3663,7 +3663,7 @@
         </w:tc>
         <w:tc>
           <w:tcPr>
-            <w:tcW w:type="dxa" w:w="5448"/>
+            <w:tcW w:type="dxa" w:w="5530"/>
             <w:tcBorders>
               <w:top w:val="single" w:color="D9D5C8" w:sz="4"/>
               <w:left w:val="single" w:color="D9D5C8" w:sz="4"/>
@@ -3701,7 +3701,7 @@
       <w:tr>
         <w:tc>
           <w:tcPr>
-            <w:tcW w:type="dxa" w:w="3300"/>
+            <w:tcW w:type="dxa" w:w="3349"/>
             <w:tcBorders>
               <w:top w:val="single" w:color="D9D5C8" w:sz="4"/>
               <w:left w:val="single" w:color="D9D5C8" w:sz="4"/>
@@ -3736,7 +3736,7 @@
         </w:tc>
         <w:tc>
           <w:tcPr>
-            <w:tcW w:type="dxa" w:w="900"/>
+            <w:tcW w:type="dxa" w:w="913"/>
             <w:tcBorders>
               <w:top w:val="single" w:color="D9D5C8" w:sz="4"/>
               <w:left w:val="single" w:color="D9D5C8" w:sz="4"/>
@@ -3771,7 +3771,7 @@
         </w:tc>
         <w:tc>
           <w:tcPr>
-            <w:tcW w:type="dxa" w:w="5448"/>
+            <w:tcW w:type="dxa" w:w="5530"/>
             <w:tcBorders>
               <w:top w:val="single" w:color="D9D5C8" w:sz="4"/>
               <w:left w:val="single" w:color="D9D5C8" w:sz="4"/>
@@ -3808,7 +3808,7 @@
       <w:tr>
         <w:tc>
           <w:tcPr>
-            <w:tcW w:type="dxa" w:w="3300"/>
+            <w:tcW w:type="dxa" w:w="3349"/>
             <w:tcBorders>
               <w:top w:val="single" w:color="D9D5C8" w:sz="4"/>
               <w:left w:val="single" w:color="D9D5C8" w:sz="4"/>
@@ -3843,7 +3843,7 @@
         </w:tc>
         <w:tc>
           <w:tcPr>
-            <w:tcW w:type="dxa" w:w="900"/>
+            <w:tcW w:type="dxa" w:w="913"/>
             <w:tcBorders>
               <w:top w:val="single" w:color="D9D5C8" w:sz="4"/>
               <w:left w:val="single" w:color="D9D5C8" w:sz="4"/>
@@ -3878,7 +3878,7 @@
         </w:tc>
         <w:tc>
           <w:tcPr>
-            <w:tcW w:type="dxa" w:w="5448"/>
+            <w:tcW w:type="dxa" w:w="5530"/>
             <w:tcBorders>
               <w:top w:val="single" w:color="D9D5C8" w:sz="4"/>
               <w:left w:val="single" w:color="D9D5C8" w:sz="4"/>
@@ -3915,7 +3915,7 @@
       <w:tr>
         <w:tc>
           <w:tcPr>
-            <w:tcW w:type="dxa" w:w="3300"/>
+            <w:tcW w:type="dxa" w:w="3349"/>
             <w:tcBorders>
               <w:top w:val="single" w:color="D9D5C8" w:sz="4"/>
               <w:left w:val="single" w:color="D9D5C8" w:sz="4"/>
@@ -3950,7 +3950,7 @@
         </w:tc>
         <w:tc>
           <w:tcPr>
-            <w:tcW w:type="dxa" w:w="900"/>
+            <w:tcW w:type="dxa" w:w="913"/>
             <w:tcBorders>
               <w:top w:val="single" w:color="D9D5C8" w:sz="4"/>
               <w:left w:val="single" w:color="D9D5C8" w:sz="4"/>
@@ -3985,7 +3985,7 @@
         </w:tc>
         <w:tc>
           <w:tcPr>
-            <w:tcW w:type="dxa" w:w="5448"/>
+            <w:tcW w:type="dxa" w:w="5530"/>
             <w:tcBorders>
               <w:top w:val="single" w:color="D9D5C8" w:sz="4"/>
               <w:left w:val="single" w:color="D9D5C8" w:sz="4"/>
@@ -4022,7 +4022,7 @@
       <w:tr>
         <w:tc>
           <w:tcPr>
-            <w:tcW w:type="dxa" w:w="3300"/>
+            <w:tcW w:type="dxa" w:w="3349"/>
             <w:tcBorders>
               <w:top w:val="single" w:color="D9D5C8" w:sz="4"/>
               <w:left w:val="single" w:color="D9D5C8" w:sz="4"/>
@@ -4057,7 +4057,7 @@
         </w:tc>
         <w:tc>
           <w:tcPr>
-            <w:tcW w:type="dxa" w:w="900"/>
+            <w:tcW w:type="dxa" w:w="913"/>
             <w:tcBorders>
               <w:top w:val="single" w:color="D9D5C8" w:sz="4"/>
               <w:left w:val="single" w:color="D9D5C8" w:sz="4"/>
@@ -4092,7 +4092,7 @@
         </w:tc>
         <w:tc>
           <w:tcPr>
-            <w:tcW w:type="dxa" w:w="5448"/>
+            <w:tcW w:type="dxa" w:w="5530"/>
             <w:tcBorders>
               <w:top w:val="single" w:color="D9D5C8" w:sz="4"/>
               <w:left w:val="single" w:color="D9D5C8" w:sz="4"/>
@@ -4129,7 +4129,7 @@
       <w:tr>
         <w:tc>
           <w:tcPr>
-            <w:tcW w:type="dxa" w:w="3300"/>
+            <w:tcW w:type="dxa" w:w="3349"/>
             <w:tcBorders>
               <w:top w:val="single" w:color="D9D5C8" w:sz="4"/>
               <w:left w:val="single" w:color="D9D5C8" w:sz="4"/>
@@ -4164,7 +4164,7 @@
         </w:tc>
         <w:tc>
           <w:tcPr>
-            <w:tcW w:type="dxa" w:w="900"/>
+            <w:tcW w:type="dxa" w:w="913"/>
             <w:tcBorders>
               <w:top w:val="single" w:color="D9D5C8" w:sz="4"/>
               <w:left w:val="single" w:color="D9D5C8" w:sz="4"/>
@@ -4199,7 +4199,7 @@
         </w:tc>
         <w:tc>
           <w:tcPr>
-            <w:tcW w:type="dxa" w:w="5448"/>
+            <w:tcW w:type="dxa" w:w="5530"/>
             <w:tcBorders>
               <w:top w:val="single" w:color="D9D5C8" w:sz="4"/>
               <w:left w:val="single" w:color="D9D5C8" w:sz="4"/>
@@ -4236,7 +4236,7 @@
       <w:tr>
         <w:tc>
           <w:tcPr>
-            <w:tcW w:type="dxa" w:w="3300"/>
+            <w:tcW w:type="dxa" w:w="3349"/>
             <w:tcBorders>
               <w:top w:val="single" w:color="D9D5C8" w:sz="4"/>
               <w:left w:val="single" w:color="D9D5C8" w:sz="4"/>
@@ -4271,7 +4271,7 @@
         </w:tc>
         <w:tc>
           <w:tcPr>
-            <w:tcW w:type="dxa" w:w="900"/>
+            <w:tcW w:type="dxa" w:w="913"/>
             <w:tcBorders>
               <w:top w:val="single" w:color="D9D5C8" w:sz="4"/>
               <w:left w:val="single" w:color="D9D5C8" w:sz="4"/>
@@ -4306,7 +4306,7 @@
         </w:tc>
         <w:tc>
           <w:tcPr>
-            <w:tcW w:type="dxa" w:w="5448"/>
+            <w:tcW w:type="dxa" w:w="5530"/>
             <w:tcBorders>
               <w:top w:val="single" w:color="D9D5C8" w:sz="4"/>
               <w:left w:val="single" w:color="D9D5C8" w:sz="4"/>
@@ -4343,7 +4343,7 @@
       <w:tr>
         <w:tc>
           <w:tcPr>
-            <w:tcW w:type="dxa" w:w="3300"/>
+            <w:tcW w:type="dxa" w:w="3349"/>
             <w:tcBorders>
               <w:top w:val="single" w:color="D9D5C8" w:sz="4"/>
               <w:left w:val="single" w:color="D9D5C8" w:sz="4"/>
@@ -4378,7 +4378,7 @@
         </w:tc>
         <w:tc>
           <w:tcPr>
-            <w:tcW w:type="dxa" w:w="900"/>
+            <w:tcW w:type="dxa" w:w="913"/>
             <w:tcBorders>
               <w:top w:val="single" w:color="D9D5C8" w:sz="4"/>
               <w:left w:val="single" w:color="D9D5C8" w:sz="4"/>
@@ -4413,7 +4413,7 @@
         </w:tc>
         <w:tc>
           <w:tcPr>
-            <w:tcW w:type="dxa" w:w="5448"/>
+            <w:tcW w:type="dxa" w:w="5530"/>
             <w:tcBorders>
               <w:top w:val="single" w:color="D9D5C8" w:sz="4"/>
               <w:left w:val="single" w:color="D9D5C8" w:sz="4"/>
@@ -4450,7 +4450,7 @@
       <w:tr>
         <w:tc>
           <w:tcPr>
-            <w:tcW w:type="dxa" w:w="3300"/>
+            <w:tcW w:type="dxa" w:w="3349"/>
             <w:tcBorders>
               <w:top w:val="single" w:color="D9D5C8" w:sz="4"/>
               <w:left w:val="single" w:color="D9D5C8" w:sz="4"/>
@@ -4485,7 +4485,7 @@
         </w:tc>
         <w:tc>
           <w:tcPr>
-            <w:tcW w:type="dxa" w:w="900"/>
+            <w:tcW w:type="dxa" w:w="913"/>
             <w:tcBorders>
               <w:top w:val="single" w:color="D9D5C8" w:sz="4"/>
               <w:left w:val="single" w:color="D9D5C8" w:sz="4"/>
@@ -4520,7 +4520,7 @@
         </w:tc>
         <w:tc>
           <w:tcPr>
-            <w:tcW w:type="dxa" w:w="5448"/>
+            <w:tcW w:type="dxa" w:w="5530"/>
             <w:tcBorders>
               <w:top w:val="single" w:color="D9D5C8" w:sz="4"/>
               <w:left w:val="single" w:color="D9D5C8" w:sz="4"/>
@@ -4575,7 +4575,7 @@
     </w:p>
     <w:tbl>
       <w:tblPr>
-        <w:tblW w:type="dxa" w:w="9648"/>
+        <w:tblW w:type="dxa" w:w="9792"/>
         <w:tblBorders>
           <w:top w:val="single" w:color="auto" w:sz="4"/>
           <w:left w:val="single" w:color="auto" w:sz="4"/>
@@ -4586,12 +4586,12 @@
         </w:tblBorders>
       </w:tblPr>
       <w:tblGrid>
-        <w:gridCol w:w="9648"/>
+        <w:gridCol w:w="9792"/>
       </w:tblGrid>
       <w:tr>
         <w:tc>
           <w:tcPr>
-            <w:tcW w:type="dxa" w:w="9648"/>
+            <w:tcW w:type="dxa" w:w="9792"/>
             <w:tcBorders>
               <w:top w:val="single" w:color="D9D5C8" w:sz="4"/>
               <w:left w:val="single" w:color="D9D5C8" w:sz="4"/>
@@ -4726,7 +4726,7 @@
     </w:p>
     <w:tbl>
       <w:tblPr>
-        <w:tblW w:type="dxa" w:w="9648"/>
+        <w:tblW w:type="dxa" w:w="9792"/>
         <w:tblBorders>
           <w:top w:val="single" w:color="auto" w:sz="4"/>
           <w:left w:val="single" w:color="auto" w:sz="4"/>
@@ -4737,12 +4737,12 @@
         </w:tblBorders>
       </w:tblPr>
       <w:tblGrid>
-        <w:gridCol w:w="9648"/>
+        <w:gridCol w:w="9792"/>
       </w:tblGrid>
       <w:tr>
         <w:tc>
           <w:tcPr>
-            <w:tcW w:type="dxa" w:w="9648"/>
+            <w:tcW w:type="dxa" w:w="9792"/>
             <w:tcBorders>
               <w:top w:val="single" w:color="D9D5C8" w:sz="4"/>
               <w:left w:val="single" w:color="D9D5C8" w:sz="4"/>
@@ -4856,7 +4856,7 @@
     </w:p>
     <w:tbl>
       <w:tblPr>
-        <w:tblW w:type="dxa" w:w="9648"/>
+        <w:tblW w:type="dxa" w:w="9792"/>
         <w:tblBorders>
           <w:top w:val="single" w:color="auto" w:sz="4"/>
           <w:left w:val="single" w:color="auto" w:sz="4"/>
@@ -4867,10 +4867,10 @@
         </w:tblBorders>
       </w:tblPr>
       <w:tblGrid>
-        <w:gridCol w:w="2600"/>
-        <w:gridCol w:w="900"/>
-        <w:gridCol w:w="900"/>
-        <w:gridCol w:w="5248"/>
+        <w:gridCol w:w="2639"/>
+        <w:gridCol w:w="913"/>
+        <w:gridCol w:w="913"/>
+        <w:gridCol w:w="5327"/>
       </w:tblGrid>
       <w:tr>
         <w:trPr>
@@ -4878,7 +4878,7 @@
         </w:trPr>
         <w:tc>
           <w:tcPr>
-            <w:tcW w:type="dxa" w:w="2600"/>
+            <w:tcW w:type="dxa" w:w="2639"/>
             <w:tcBorders>
               <w:top w:val="single" w:color="D9D5C8" w:sz="4"/>
               <w:left w:val="single" w:color="D9D5C8" w:sz="4"/>
@@ -4914,7 +4914,7 @@
         </w:tc>
         <w:tc>
           <w:tcPr>
-            <w:tcW w:type="dxa" w:w="900"/>
+            <w:tcW w:type="dxa" w:w="913"/>
             <w:tcBorders>
               <w:top w:val="single" w:color="D9D5C8" w:sz="4"/>
               <w:left w:val="single" w:color="D9D5C8" w:sz="4"/>
@@ -4950,7 +4950,7 @@
         </w:tc>
         <w:tc>
           <w:tcPr>
-            <w:tcW w:type="dxa" w:w="900"/>
+            <w:tcW w:type="dxa" w:w="913"/>
             <w:tcBorders>
               <w:top w:val="single" w:color="D9D5C8" w:sz="4"/>
               <w:left w:val="single" w:color="D9D5C8" w:sz="4"/>
@@ -4986,7 +4986,7 @@
         </w:tc>
         <w:tc>
           <w:tcPr>
-            <w:tcW w:type="dxa" w:w="5248"/>
+            <w:tcW w:type="dxa" w:w="5327"/>
             <w:tcBorders>
               <w:top w:val="single" w:color="D9D5C8" w:sz="4"/>
               <w:left w:val="single" w:color="D9D5C8" w:sz="4"/>
@@ -5024,7 +5024,7 @@
       <w:tr>
         <w:tc>
           <w:tcPr>
-            <w:tcW w:type="dxa" w:w="2600"/>
+            <w:tcW w:type="dxa" w:w="2639"/>
             <w:tcBorders>
               <w:top w:val="single" w:color="D9D5C8" w:sz="4"/>
               <w:left w:val="single" w:color="D9D5C8" w:sz="4"/>
@@ -5059,7 +5059,7 @@
         </w:tc>
         <w:tc>
           <w:tcPr>
-            <w:tcW w:type="dxa" w:w="900"/>
+            <w:tcW w:type="dxa" w:w="913"/>
             <w:tcBorders>
               <w:top w:val="single" w:color="D9D5C8" w:sz="4"/>
               <w:left w:val="single" w:color="D9D5C8" w:sz="4"/>
@@ -5094,7 +5094,7 @@
         </w:tc>
         <w:tc>
           <w:tcPr>
-            <w:tcW w:type="dxa" w:w="900"/>
+            <w:tcW w:type="dxa" w:w="913"/>
             <w:tcBorders>
               <w:top w:val="single" w:color="D9D5C8" w:sz="4"/>
               <w:left w:val="single" w:color="D9D5C8" w:sz="4"/>
@@ -5129,7 +5129,7 @@
         </w:tc>
         <w:tc>
           <w:tcPr>
-            <w:tcW w:type="dxa" w:w="5248"/>
+            <w:tcW w:type="dxa" w:w="5327"/>
             <w:tcBorders>
               <w:top w:val="single" w:color="D9D5C8" w:sz="4"/>
               <w:left w:val="single" w:color="D9D5C8" w:sz="4"/>
@@ -5166,7 +5166,7 @@
       <w:tr>
         <w:tc>
           <w:tcPr>
-            <w:tcW w:type="dxa" w:w="2600"/>
+            <w:tcW w:type="dxa" w:w="2639"/>
             <w:tcBorders>
               <w:top w:val="single" w:color="D9D5C8" w:sz="4"/>
               <w:left w:val="single" w:color="D9D5C8" w:sz="4"/>
@@ -5201,7 +5201,7 @@
         </w:tc>
         <w:tc>
           <w:tcPr>
-            <w:tcW w:type="dxa" w:w="900"/>
+            <w:tcW w:type="dxa" w:w="913"/>
             <w:tcBorders>
               <w:top w:val="single" w:color="D9D5C8" w:sz="4"/>
               <w:left w:val="single" w:color="D9D5C8" w:sz="4"/>
@@ -5236,7 +5236,7 @@
         </w:tc>
         <w:tc>
           <w:tcPr>
-            <w:tcW w:type="dxa" w:w="900"/>
+            <w:tcW w:type="dxa" w:w="913"/>
             <w:tcBorders>
               <w:top w:val="single" w:color="D9D5C8" w:sz="4"/>
               <w:left w:val="single" w:color="D9D5C8" w:sz="4"/>
@@ -5271,7 +5271,7 @@
         </w:tc>
         <w:tc>
           <w:tcPr>
-            <w:tcW w:type="dxa" w:w="5248"/>
+            <w:tcW w:type="dxa" w:w="5327"/>
             <w:tcBorders>
               <w:top w:val="single" w:color="D9D5C8" w:sz="4"/>
               <w:left w:val="single" w:color="D9D5C8" w:sz="4"/>
@@ -5328,7 +5328,7 @@
     </w:p>
     <w:tbl>
       <w:tblPr>
-        <w:tblW w:type="dxa" w:w="9648"/>
+        <w:tblW w:type="dxa" w:w="9792"/>
         <w:tblBorders>
           <w:top w:val="single" w:color="auto" w:sz="4"/>
           <w:left w:val="single" w:color="auto" w:sz="4"/>
@@ -5339,10 +5339,10 @@
         </w:tblBorders>
       </w:tblPr>
       <w:tblGrid>
-        <w:gridCol w:w="2600"/>
-        <w:gridCol w:w="900"/>
-        <w:gridCol w:w="900"/>
-        <w:gridCol w:w="5248"/>
+        <w:gridCol w:w="2639"/>
+        <w:gridCol w:w="913"/>
+        <w:gridCol w:w="913"/>
+        <w:gridCol w:w="5327"/>
       </w:tblGrid>
       <w:tr>
         <w:trPr>
@@ -5350,7 +5350,7 @@
         </w:trPr>
         <w:tc>
           <w:tcPr>
-            <w:tcW w:type="dxa" w:w="2600"/>
+            <w:tcW w:type="dxa" w:w="2639"/>
             <w:tcBorders>
               <w:top w:val="single" w:color="D9D5C8" w:sz="4"/>
               <w:left w:val="single" w:color="D9D5C8" w:sz="4"/>
@@ -5386,7 +5386,7 @@
         </w:tc>
         <w:tc>
           <w:tcPr>
-            <w:tcW w:type="dxa" w:w="900"/>
+            <w:tcW w:type="dxa" w:w="913"/>
             <w:tcBorders>
               <w:top w:val="single" w:color="D9D5C8" w:sz="4"/>
               <w:left w:val="single" w:color="D9D5C8" w:sz="4"/>
@@ -5422,7 +5422,7 @@
         </w:tc>
         <w:tc>
           <w:tcPr>
-            <w:tcW w:type="dxa" w:w="900"/>
+            <w:tcW w:type="dxa" w:w="913"/>
             <w:tcBorders>
               <w:top w:val="single" w:color="D9D5C8" w:sz="4"/>
               <w:left w:val="single" w:color="D9D5C8" w:sz="4"/>
@@ -5458,7 +5458,7 @@
         </w:tc>
         <w:tc>
           <w:tcPr>
-            <w:tcW w:type="dxa" w:w="5248"/>
+            <w:tcW w:type="dxa" w:w="5327"/>
             <w:tcBorders>
               <w:top w:val="single" w:color="D9D5C8" w:sz="4"/>
               <w:left w:val="single" w:color="D9D5C8" w:sz="4"/>
@@ -5496,7 +5496,7 @@
       <w:tr>
         <w:tc>
           <w:tcPr>
-            <w:tcW w:type="dxa" w:w="2600"/>
+            <w:tcW w:type="dxa" w:w="2639"/>
             <w:tcBorders>
               <w:top w:val="single" w:color="D9D5C8" w:sz="4"/>
               <w:left w:val="single" w:color="D9D5C8" w:sz="4"/>
@@ -5531,7 +5531,7 @@
         </w:tc>
         <w:tc>
           <w:tcPr>
-            <w:tcW w:type="dxa" w:w="900"/>
+            <w:tcW w:type="dxa" w:w="913"/>
             <w:tcBorders>
               <w:top w:val="single" w:color="D9D5C8" w:sz="4"/>
               <w:left w:val="single" w:color="D9D5C8" w:sz="4"/>
@@ -5566,7 +5566,7 @@
         </w:tc>
         <w:tc>
           <w:tcPr>
-            <w:tcW w:type="dxa" w:w="900"/>
+            <w:tcW w:type="dxa" w:w="913"/>
             <w:tcBorders>
               <w:top w:val="single" w:color="D9D5C8" w:sz="4"/>
               <w:left w:val="single" w:color="D9D5C8" w:sz="4"/>
@@ -5601,7 +5601,7 @@
         </w:tc>
         <w:tc>
           <w:tcPr>
-            <w:tcW w:type="dxa" w:w="5248"/>
+            <w:tcW w:type="dxa" w:w="5327"/>
             <w:tcBorders>
               <w:top w:val="single" w:color="D9D5C8" w:sz="4"/>
               <w:left w:val="single" w:color="D9D5C8" w:sz="4"/>
@@ -5638,7 +5638,7 @@
       <w:tr>
         <w:tc>
           <w:tcPr>
-            <w:tcW w:type="dxa" w:w="2600"/>
+            <w:tcW w:type="dxa" w:w="2639"/>
             <w:tcBorders>
               <w:top w:val="single" w:color="D9D5C8" w:sz="4"/>
               <w:left w:val="single" w:color="D9D5C8" w:sz="4"/>
@@ -5673,7 +5673,7 @@
         </w:tc>
         <w:tc>
           <w:tcPr>
-            <w:tcW w:type="dxa" w:w="900"/>
+            <w:tcW w:type="dxa" w:w="913"/>
             <w:tcBorders>
               <w:top w:val="single" w:color="D9D5C8" w:sz="4"/>
               <w:left w:val="single" w:color="D9D5C8" w:sz="4"/>
@@ -5708,7 +5708,7 @@
         </w:tc>
         <w:tc>
           <w:tcPr>
-            <w:tcW w:type="dxa" w:w="900"/>
+            <w:tcW w:type="dxa" w:w="913"/>
             <w:tcBorders>
               <w:top w:val="single" w:color="D9D5C8" w:sz="4"/>
               <w:left w:val="single" w:color="D9D5C8" w:sz="4"/>
@@ -5743,7 +5743,7 @@
         </w:tc>
         <w:tc>
           <w:tcPr>
-            <w:tcW w:type="dxa" w:w="5248"/>
+            <w:tcW w:type="dxa" w:w="5327"/>
             <w:tcBorders>
               <w:top w:val="single" w:color="D9D5C8" w:sz="4"/>
               <w:left w:val="single" w:color="D9D5C8" w:sz="4"/>
@@ -5800,7 +5800,7 @@
     </w:p>
     <w:tbl>
       <w:tblPr>
-        <w:tblW w:type="dxa" w:w="9648"/>
+        <w:tblW w:type="dxa" w:w="9792"/>
         <w:tblBorders>
           <w:top w:val="single" w:color="auto" w:sz="4"/>
           <w:left w:val="single" w:color="auto" w:sz="4"/>
@@ -5811,10 +5811,10 @@
         </w:tblBorders>
       </w:tblPr>
       <w:tblGrid>
-        <w:gridCol w:w="2600"/>
-        <w:gridCol w:w="900"/>
-        <w:gridCol w:w="900"/>
-        <w:gridCol w:w="5248"/>
+        <w:gridCol w:w="2639"/>
+        <w:gridCol w:w="913"/>
+        <w:gridCol w:w="913"/>
+        <w:gridCol w:w="5327"/>
       </w:tblGrid>
       <w:tr>
         <w:trPr>
@@ -5822,7 +5822,7 @@
         </w:trPr>
         <w:tc>
           <w:tcPr>
-            <w:tcW w:type="dxa" w:w="2600"/>
+            <w:tcW w:type="dxa" w:w="2639"/>
             <w:tcBorders>
               <w:top w:val="single" w:color="D9D5C8" w:sz="4"/>
               <w:left w:val="single" w:color="D9D5C8" w:sz="4"/>
@@ -5858,7 +5858,7 @@
         </w:tc>
         <w:tc>
           <w:tcPr>
-            <w:tcW w:type="dxa" w:w="900"/>
+            <w:tcW w:type="dxa" w:w="913"/>
             <w:tcBorders>
               <w:top w:val="single" w:color="D9D5C8" w:sz="4"/>
               <w:left w:val="single" w:color="D9D5C8" w:sz="4"/>
@@ -5894,7 +5894,7 @@
         </w:tc>
         <w:tc>
           <w:tcPr>
-            <w:tcW w:type="dxa" w:w="900"/>
+            <w:tcW w:type="dxa" w:w="913"/>
             <w:tcBorders>
               <w:top w:val="single" w:color="D9D5C8" w:sz="4"/>
               <w:left w:val="single" w:color="D9D5C8" w:sz="4"/>
@@ -5930,7 +5930,7 @@
         </w:tc>
         <w:tc>
           <w:tcPr>
-            <w:tcW w:type="dxa" w:w="5248"/>
+            <w:tcW w:type="dxa" w:w="5327"/>
             <w:tcBorders>
               <w:top w:val="single" w:color="D9D5C8" w:sz="4"/>
               <w:left w:val="single" w:color="D9D5C8" w:sz="4"/>
@@ -5968,7 +5968,7 @@
       <w:tr>
         <w:tc>
           <w:tcPr>
-            <w:tcW w:type="dxa" w:w="2600"/>
+            <w:tcW w:type="dxa" w:w="2639"/>
             <w:tcBorders>
               <w:top w:val="single" w:color="D9D5C8" w:sz="4"/>
               <w:left w:val="single" w:color="D9D5C8" w:sz="4"/>
@@ -6003,7 +6003,7 @@
         </w:tc>
         <w:tc>
           <w:tcPr>
-            <w:tcW w:type="dxa" w:w="900"/>
+            <w:tcW w:type="dxa" w:w="913"/>
             <w:tcBorders>
               <w:top w:val="single" w:color="D9D5C8" w:sz="4"/>
               <w:left w:val="single" w:color="D9D5C8" w:sz="4"/>
@@ -6038,7 +6038,7 @@
         </w:tc>
         <w:tc>
           <w:tcPr>
-            <w:tcW w:type="dxa" w:w="900"/>
+            <w:tcW w:type="dxa" w:w="913"/>
             <w:tcBorders>
               <w:top w:val="single" w:color="D9D5C8" w:sz="4"/>
               <w:left w:val="single" w:color="D9D5C8" w:sz="4"/>
@@ -6073,7 +6073,7 @@
         </w:tc>
         <w:tc>
           <w:tcPr>
-            <w:tcW w:type="dxa" w:w="5248"/>
+            <w:tcW w:type="dxa" w:w="5327"/>
             <w:tcBorders>
               <w:top w:val="single" w:color="D9D5C8" w:sz="4"/>
               <w:left w:val="single" w:color="D9D5C8" w:sz="4"/>
@@ -6110,7 +6110,7 @@
       <w:tr>
         <w:tc>
           <w:tcPr>
-            <w:tcW w:type="dxa" w:w="2600"/>
+            <w:tcW w:type="dxa" w:w="2639"/>
             <w:tcBorders>
               <w:top w:val="single" w:color="D9D5C8" w:sz="4"/>
               <w:left w:val="single" w:color="D9D5C8" w:sz="4"/>
@@ -6145,7 +6145,7 @@
         </w:tc>
         <w:tc>
           <w:tcPr>
-            <w:tcW w:type="dxa" w:w="900"/>
+            <w:tcW w:type="dxa" w:w="913"/>
             <w:tcBorders>
               <w:top w:val="single" w:color="D9D5C8" w:sz="4"/>
               <w:left w:val="single" w:color="D9D5C8" w:sz="4"/>
@@ -6180,7 +6180,7 @@
         </w:tc>
         <w:tc>
           <w:tcPr>
-            <w:tcW w:type="dxa" w:w="900"/>
+            <w:tcW w:type="dxa" w:w="913"/>
             <w:tcBorders>
               <w:top w:val="single" w:color="D9D5C8" w:sz="4"/>
               <w:left w:val="single" w:color="D9D5C8" w:sz="4"/>
@@ -6215,7 +6215,7 @@
         </w:tc>
         <w:tc>
           <w:tcPr>
-            <w:tcW w:type="dxa" w:w="5248"/>
+            <w:tcW w:type="dxa" w:w="5327"/>
             <w:tcBorders>
               <w:top w:val="single" w:color="D9D5C8" w:sz="4"/>
               <w:left w:val="single" w:color="D9D5C8" w:sz="4"/>
@@ -6277,7 +6277,7 @@
     </w:p>
     <w:tbl>
       <w:tblPr>
-        <w:tblW w:type="dxa" w:w="9648"/>
+        <w:tblW w:type="dxa" w:w="9792"/>
         <w:tblBorders>
           <w:top w:val="single" w:color="auto" w:sz="4"/>
           <w:left w:val="single" w:color="auto" w:sz="4"/>
@@ -6288,8 +6288,8 @@
         </w:tblBorders>
       </w:tblPr>
       <w:tblGrid>
-        <w:gridCol w:w="2600"/>
-        <w:gridCol w:w="7048"/>
+        <w:gridCol w:w="2639"/>
+        <w:gridCol w:w="7153"/>
       </w:tblGrid>
       <w:tr>
         <w:trPr>
@@ -6297,7 +6297,7 @@
         </w:trPr>
         <w:tc>
           <w:tcPr>
-            <w:tcW w:type="dxa" w:w="2600"/>
+            <w:tcW w:type="dxa" w:w="2639"/>
             <w:tcBorders>
               <w:top w:val="single" w:color="D9D5C8" w:sz="4"/>
               <w:left w:val="single" w:color="D9D5C8" w:sz="4"/>
@@ -6333,7 +6333,7 @@
         </w:tc>
         <w:tc>
           <w:tcPr>
-            <w:tcW w:type="dxa" w:w="7048"/>
+            <w:tcW w:type="dxa" w:w="7153"/>
             <w:tcBorders>
               <w:top w:val="single" w:color="D9D5C8" w:sz="4"/>
               <w:left w:val="single" w:color="D9D5C8" w:sz="4"/>
@@ -6371,7 +6371,7 @@
       <w:tr>
         <w:tc>
           <w:tcPr>
-            <w:tcW w:type="dxa" w:w="2600"/>
+            <w:tcW w:type="dxa" w:w="2639"/>
             <w:tcBorders>
               <w:top w:val="single" w:color="D9D5C8" w:sz="4"/>
               <w:left w:val="single" w:color="D9D5C8" w:sz="4"/>
@@ -6406,7 +6406,7 @@
         </w:tc>
         <w:tc>
           <w:tcPr>
-            <w:tcW w:type="dxa" w:w="7048"/>
+            <w:tcW w:type="dxa" w:w="7153"/>
             <w:tcBorders>
               <w:top w:val="single" w:color="D9D5C8" w:sz="4"/>
               <w:left w:val="single" w:color="D9D5C8" w:sz="4"/>
@@ -6443,7 +6443,7 @@
       <w:tr>
         <w:tc>
           <w:tcPr>
-            <w:tcW w:type="dxa" w:w="2600"/>
+            <w:tcW w:type="dxa" w:w="2639"/>
             <w:tcBorders>
               <w:top w:val="single" w:color="D9D5C8" w:sz="4"/>
               <w:left w:val="single" w:color="D9D5C8" w:sz="4"/>
@@ -6478,7 +6478,7 @@
         </w:tc>
         <w:tc>
           <w:tcPr>
-            <w:tcW w:type="dxa" w:w="7048"/>
+            <w:tcW w:type="dxa" w:w="7153"/>
             <w:tcBorders>
               <w:top w:val="single" w:color="D9D5C8" w:sz="4"/>
               <w:left w:val="single" w:color="D9D5C8" w:sz="4"/>
@@ -6515,7 +6515,7 @@
       <w:tr>
         <w:tc>
           <w:tcPr>
-            <w:tcW w:type="dxa" w:w="2600"/>
+            <w:tcW w:type="dxa" w:w="2639"/>
             <w:tcBorders>
               <w:top w:val="single" w:color="D9D5C8" w:sz="4"/>
               <w:left w:val="single" w:color="D9D5C8" w:sz="4"/>
@@ -6550,7 +6550,7 @@
         </w:tc>
         <w:tc>
           <w:tcPr>
-            <w:tcW w:type="dxa" w:w="7048"/>
+            <w:tcW w:type="dxa" w:w="7153"/>
             <w:tcBorders>
               <w:top w:val="single" w:color="D9D5C8" w:sz="4"/>
               <w:left w:val="single" w:color="D9D5C8" w:sz="4"/>
@@ -6686,7 +6686,7 @@
     </w:p>
     <w:tbl>
       <w:tblPr>
-        <w:tblW w:type="dxa" w:w="9648"/>
+        <w:tblW w:type="dxa" w:w="9792"/>
         <w:tblBorders>
           <w:top w:val="single" w:color="auto" w:sz="4"/>
           <w:left w:val="single" w:color="auto" w:sz="4"/>
@@ -6697,12 +6697,12 @@
         </w:tblBorders>
       </w:tblPr>
       <w:tblGrid>
-        <w:gridCol w:w="9648"/>
+        <w:gridCol w:w="9792"/>
       </w:tblGrid>
       <w:tr>
         <w:tc>
           <w:tcPr>
-            <w:tcW w:type="dxa" w:w="9648"/>
+            <w:tcW w:type="dxa" w:w="9792"/>
             <w:tcBorders>
               <w:top w:val="single" w:color="D9D5C8" w:sz="4"/>
               <w:left w:val="single" w:color="D9D5C8" w:sz="4"/>
@@ -6758,7 +6758,7 @@
     </w:tbl>
     <w:tbl>
       <w:tblPr>
-        <w:tblW w:type="dxa" w:w="9648"/>
+        <w:tblW w:type="dxa" w:w="9792"/>
         <w:tblBorders>
           <w:top w:val="single" w:color="auto" w:sz="4"/>
           <w:left w:val="single" w:color="auto" w:sz="4"/>
@@ -6769,8 +6769,8 @@
         </w:tblBorders>
       </w:tblPr>
       <w:tblGrid>
-        <w:gridCol w:w="2600"/>
-        <w:gridCol w:w="7048"/>
+        <w:gridCol w:w="2639"/>
+        <w:gridCol w:w="7153"/>
       </w:tblGrid>
       <w:tr>
         <w:trPr>
@@ -6778,7 +6778,7 @@
         </w:trPr>
         <w:tc>
           <w:tcPr>
-            <w:tcW w:type="dxa" w:w="2600"/>
+            <w:tcW w:type="dxa" w:w="2639"/>
             <w:tcBorders>
               <w:top w:val="single" w:color="D9D5C8" w:sz="4"/>
               <w:left w:val="single" w:color="D9D5C8" w:sz="4"/>
@@ -6814,7 +6814,7 @@
         </w:tc>
         <w:tc>
           <w:tcPr>
-            <w:tcW w:type="dxa" w:w="7048"/>
+            <w:tcW w:type="dxa" w:w="7153"/>
             <w:tcBorders>
               <w:top w:val="single" w:color="D9D5C8" w:sz="4"/>
               <w:left w:val="single" w:color="D9D5C8" w:sz="4"/>
@@ -6855,41 +6855,41 @@
         </w:trPr>
         <w:tc>
           <w:tcPr>
-            <w:tcW w:type="dxa" w:w="2600"/>
-            <w:tcBorders>
-              <w:top w:val="single" w:color="D9D5C8" w:sz="4"/>
-              <w:left w:val="single" w:color="D9D5C8" w:sz="4"/>
-              <w:bottom w:val="single" w:color="D9D5C8" w:sz="4"/>
-              <w:right w:val="single" w:color="D9D5C8" w:sz="4"/>
-            </w:tcBorders>
-            <w:tcMar>
-              <w:top w:type="dxa" w:w="60"/>
-              <w:left w:type="dxa" w:w="110"/>
-              <w:bottom w:type="dxa" w:w="60"/>
-              <w:right w:type="dxa" w:w="110"/>
-            </w:tcMar>
-          </w:tcPr>
-          <w:p>
-            <w:pPr>
-              <w:spacing w:after="0"/>
-            </w:pPr>
-            <w:r>
-              <w:rPr>
-                <w:b w:val="false"/>
-                <w:bCs w:val="false"/>
-                <w:i w:val="false"/>
-                <w:iCs w:val="false"/>
-                <w:color w:val="1A1A1A"/>
-                <w:sz w:val="20"/>
-                <w:szCs w:val="20"/>
-                <w:rFonts w:ascii="Calibri" w:cs="Calibri" w:eastAsia="Calibri" w:hAnsi="Calibri"/>
-              </w:rPr>
-            </w:r>
-          </w:p>
-        </w:tc>
-        <w:tc>
-          <w:tcPr>
-            <w:tcW w:type="dxa" w:w="7048"/>
+            <w:tcW w:type="dxa" w:w="2639"/>
+            <w:tcBorders>
+              <w:top w:val="single" w:color="D9D5C8" w:sz="4"/>
+              <w:left w:val="single" w:color="D9D5C8" w:sz="4"/>
+              <w:bottom w:val="single" w:color="D9D5C8" w:sz="4"/>
+              <w:right w:val="single" w:color="D9D5C8" w:sz="4"/>
+            </w:tcBorders>
+            <w:tcMar>
+              <w:top w:type="dxa" w:w="60"/>
+              <w:left w:type="dxa" w:w="110"/>
+              <w:bottom w:type="dxa" w:w="60"/>
+              <w:right w:type="dxa" w:w="110"/>
+            </w:tcMar>
+          </w:tcPr>
+          <w:p>
+            <w:pPr>
+              <w:spacing w:after="0"/>
+            </w:pPr>
+            <w:r>
+              <w:rPr>
+                <w:b w:val="false"/>
+                <w:bCs w:val="false"/>
+                <w:i w:val="false"/>
+                <w:iCs w:val="false"/>
+                <w:color w:val="1A1A1A"/>
+                <w:sz w:val="20"/>
+                <w:szCs w:val="20"/>
+                <w:rFonts w:ascii="Calibri" w:cs="Calibri" w:eastAsia="Calibri" w:hAnsi="Calibri"/>
+              </w:rPr>
+            </w:r>
+          </w:p>
+        </w:tc>
+        <w:tc>
+          <w:tcPr>
+            <w:tcW w:type="dxa" w:w="7153"/>
             <w:tcBorders>
               <w:top w:val="single" w:color="D9D5C8" w:sz="4"/>
               <w:left w:val="single" w:color="D9D5C8" w:sz="4"/>
@@ -6928,41 +6928,41 @@
         </w:trPr>
         <w:tc>
           <w:tcPr>
-            <w:tcW w:type="dxa" w:w="2600"/>
-            <w:tcBorders>
-              <w:top w:val="single" w:color="D9D5C8" w:sz="4"/>
-              <w:left w:val="single" w:color="D9D5C8" w:sz="4"/>
-              <w:bottom w:val="single" w:color="D9D5C8" w:sz="4"/>
-              <w:right w:val="single" w:color="D9D5C8" w:sz="4"/>
-            </w:tcBorders>
-            <w:tcMar>
-              <w:top w:type="dxa" w:w="60"/>
-              <w:left w:type="dxa" w:w="110"/>
-              <w:bottom w:type="dxa" w:w="60"/>
-              <w:right w:type="dxa" w:w="110"/>
-            </w:tcMar>
-          </w:tcPr>
-          <w:p>
-            <w:pPr>
-              <w:spacing w:after="0"/>
-            </w:pPr>
-            <w:r>
-              <w:rPr>
-                <w:b w:val="false"/>
-                <w:bCs w:val="false"/>
-                <w:i w:val="false"/>
-                <w:iCs w:val="false"/>
-                <w:color w:val="1A1A1A"/>
-                <w:sz w:val="20"/>
-                <w:szCs w:val="20"/>
-                <w:rFonts w:ascii="Calibri" w:cs="Calibri" w:eastAsia="Calibri" w:hAnsi="Calibri"/>
-              </w:rPr>
-            </w:r>
-          </w:p>
-        </w:tc>
-        <w:tc>
-          <w:tcPr>
-            <w:tcW w:type="dxa" w:w="7048"/>
+            <w:tcW w:type="dxa" w:w="2639"/>
+            <w:tcBorders>
+              <w:top w:val="single" w:color="D9D5C8" w:sz="4"/>
+              <w:left w:val="single" w:color="D9D5C8" w:sz="4"/>
+              <w:bottom w:val="single" w:color="D9D5C8" w:sz="4"/>
+              <w:right w:val="single" w:color="D9D5C8" w:sz="4"/>
+            </w:tcBorders>
+            <w:tcMar>
+              <w:top w:type="dxa" w:w="60"/>
+              <w:left w:type="dxa" w:w="110"/>
+              <w:bottom w:type="dxa" w:w="60"/>
+              <w:right w:type="dxa" w:w="110"/>
+            </w:tcMar>
+          </w:tcPr>
+          <w:p>
+            <w:pPr>
+              <w:spacing w:after="0"/>
+            </w:pPr>
+            <w:r>
+              <w:rPr>
+                <w:b w:val="false"/>
+                <w:bCs w:val="false"/>
+                <w:i w:val="false"/>
+                <w:iCs w:val="false"/>
+                <w:color w:val="1A1A1A"/>
+                <w:sz w:val="20"/>
+                <w:szCs w:val="20"/>
+                <w:rFonts w:ascii="Calibri" w:cs="Calibri" w:eastAsia="Calibri" w:hAnsi="Calibri"/>
+              </w:rPr>
+            </w:r>
+          </w:p>
+        </w:tc>
+        <w:tc>
+          <w:tcPr>
+            <w:tcW w:type="dxa" w:w="7153"/>
             <w:tcBorders>
               <w:top w:val="single" w:color="D9D5C8" w:sz="4"/>
               <w:left w:val="single" w:color="D9D5C8" w:sz="4"/>
@@ -7001,41 +7001,41 @@
         </w:trPr>
         <w:tc>
           <w:tcPr>
-            <w:tcW w:type="dxa" w:w="2600"/>
-            <w:tcBorders>
-              <w:top w:val="single" w:color="D9D5C8" w:sz="4"/>
-              <w:left w:val="single" w:color="D9D5C8" w:sz="4"/>
-              <w:bottom w:val="single" w:color="D9D5C8" w:sz="4"/>
-              <w:right w:val="single" w:color="D9D5C8" w:sz="4"/>
-            </w:tcBorders>
-            <w:tcMar>
-              <w:top w:type="dxa" w:w="60"/>
-              <w:left w:type="dxa" w:w="110"/>
-              <w:bottom w:type="dxa" w:w="60"/>
-              <w:right w:type="dxa" w:w="110"/>
-            </w:tcMar>
-          </w:tcPr>
-          <w:p>
-            <w:pPr>
-              <w:spacing w:after="0"/>
-            </w:pPr>
-            <w:r>
-              <w:rPr>
-                <w:b w:val="false"/>
-                <w:bCs w:val="false"/>
-                <w:i w:val="false"/>
-                <w:iCs w:val="false"/>
-                <w:color w:val="1A1A1A"/>
-                <w:sz w:val="20"/>
-                <w:szCs w:val="20"/>
-                <w:rFonts w:ascii="Calibri" w:cs="Calibri" w:eastAsia="Calibri" w:hAnsi="Calibri"/>
-              </w:rPr>
-            </w:r>
-          </w:p>
-        </w:tc>
-        <w:tc>
-          <w:tcPr>
-            <w:tcW w:type="dxa" w:w="7048"/>
+            <w:tcW w:type="dxa" w:w="2639"/>
+            <w:tcBorders>
+              <w:top w:val="single" w:color="D9D5C8" w:sz="4"/>
+              <w:left w:val="single" w:color="D9D5C8" w:sz="4"/>
+              <w:bottom w:val="single" w:color="D9D5C8" w:sz="4"/>
+              <w:right w:val="single" w:color="D9D5C8" w:sz="4"/>
+            </w:tcBorders>
+            <w:tcMar>
+              <w:top w:type="dxa" w:w="60"/>
+              <w:left w:type="dxa" w:w="110"/>
+              <w:bottom w:type="dxa" w:w="60"/>
+              <w:right w:type="dxa" w:w="110"/>
+            </w:tcMar>
+          </w:tcPr>
+          <w:p>
+            <w:pPr>
+              <w:spacing w:after="0"/>
+            </w:pPr>
+            <w:r>
+              <w:rPr>
+                <w:b w:val="false"/>
+                <w:bCs w:val="false"/>
+                <w:i w:val="false"/>
+                <w:iCs w:val="false"/>
+                <w:color w:val="1A1A1A"/>
+                <w:sz w:val="20"/>
+                <w:szCs w:val="20"/>
+                <w:rFonts w:ascii="Calibri" w:cs="Calibri" w:eastAsia="Calibri" w:hAnsi="Calibri"/>
+              </w:rPr>
+            </w:r>
+          </w:p>
+        </w:tc>
+        <w:tc>
+          <w:tcPr>
+            <w:tcW w:type="dxa" w:w="7153"/>
             <w:tcBorders>
               <w:top w:val="single" w:color="D9D5C8" w:sz="4"/>
               <w:left w:val="single" w:color="D9D5C8" w:sz="4"/>
@@ -7074,41 +7074,41 @@
         </w:trPr>
         <w:tc>
           <w:tcPr>
-            <w:tcW w:type="dxa" w:w="2600"/>
-            <w:tcBorders>
-              <w:top w:val="single" w:color="D9D5C8" w:sz="4"/>
-              <w:left w:val="single" w:color="D9D5C8" w:sz="4"/>
-              <w:bottom w:val="single" w:color="D9D5C8" w:sz="4"/>
-              <w:right w:val="single" w:color="D9D5C8" w:sz="4"/>
-            </w:tcBorders>
-            <w:tcMar>
-              <w:top w:type="dxa" w:w="60"/>
-              <w:left w:type="dxa" w:w="110"/>
-              <w:bottom w:type="dxa" w:w="60"/>
-              <w:right w:type="dxa" w:w="110"/>
-            </w:tcMar>
-          </w:tcPr>
-          <w:p>
-            <w:pPr>
-              <w:spacing w:after="0"/>
-            </w:pPr>
-            <w:r>
-              <w:rPr>
-                <w:b w:val="false"/>
-                <w:bCs w:val="false"/>
-                <w:i w:val="false"/>
-                <w:iCs w:val="false"/>
-                <w:color w:val="1A1A1A"/>
-                <w:sz w:val="20"/>
-                <w:szCs w:val="20"/>
-                <w:rFonts w:ascii="Calibri" w:cs="Calibri" w:eastAsia="Calibri" w:hAnsi="Calibri"/>
-              </w:rPr>
-            </w:r>
-          </w:p>
-        </w:tc>
-        <w:tc>
-          <w:tcPr>
-            <w:tcW w:type="dxa" w:w="7048"/>
+            <w:tcW w:type="dxa" w:w="2639"/>
+            <w:tcBorders>
+              <w:top w:val="single" w:color="D9D5C8" w:sz="4"/>
+              <w:left w:val="single" w:color="D9D5C8" w:sz="4"/>
+              <w:bottom w:val="single" w:color="D9D5C8" w:sz="4"/>
+              <w:right w:val="single" w:color="D9D5C8" w:sz="4"/>
+            </w:tcBorders>
+            <w:tcMar>
+              <w:top w:type="dxa" w:w="60"/>
+              <w:left w:type="dxa" w:w="110"/>
+              <w:bottom w:type="dxa" w:w="60"/>
+              <w:right w:type="dxa" w:w="110"/>
+            </w:tcMar>
+          </w:tcPr>
+          <w:p>
+            <w:pPr>
+              <w:spacing w:after="0"/>
+            </w:pPr>
+            <w:r>
+              <w:rPr>
+                <w:b w:val="false"/>
+                <w:bCs w:val="false"/>
+                <w:i w:val="false"/>
+                <w:iCs w:val="false"/>
+                <w:color w:val="1A1A1A"/>
+                <w:sz w:val="20"/>
+                <w:szCs w:val="20"/>
+                <w:rFonts w:ascii="Calibri" w:cs="Calibri" w:eastAsia="Calibri" w:hAnsi="Calibri"/>
+              </w:rPr>
+            </w:r>
+          </w:p>
+        </w:tc>
+        <w:tc>
+          <w:tcPr>
+            <w:tcW w:type="dxa" w:w="7153"/>
             <w:tcBorders>
               <w:top w:val="single" w:color="D9D5C8" w:sz="4"/>
               <w:left w:val="single" w:color="D9D5C8" w:sz="4"/>
@@ -7162,7 +7162,7 @@
     </w:p>
     <w:tbl>
       <w:tblPr>
-        <w:tblW w:type="dxa" w:w="9648"/>
+        <w:tblW w:type="dxa" w:w="9792"/>
         <w:tblBorders>
           <w:top w:val="single" w:color="auto" w:sz="4"/>
           <w:left w:val="single" w:color="auto" w:sz="4"/>
@@ -7173,12 +7173,12 @@
         </w:tblBorders>
       </w:tblPr>
       <w:tblGrid>
-        <w:gridCol w:w="9648"/>
+        <w:gridCol w:w="9792"/>
       </w:tblGrid>
       <w:tr>
         <w:tc>
           <w:tcPr>
-            <w:tcW w:type="dxa" w:w="9648"/>
+            <w:tcW w:type="dxa" w:w="9792"/>
             <w:tcBorders>
               <w:top w:val="single" w:color="D9D5C8" w:sz="4"/>
               <w:left w:val="single" w:color="D9D5C8" w:sz="4"/>
@@ -7219,7 +7219,7 @@
         </w:trPr>
         <w:tc>
           <w:tcPr>
-            <w:tcW w:type="dxa" w:w="9648"/>
+            <w:tcW w:type="dxa" w:w="9792"/>
             <w:tcBorders>
               <w:top w:val="single" w:color="D9D5C8" w:sz="4"/>
               <w:left w:val="single" w:color="D9D5C8" w:sz="4"/>
@@ -7255,7 +7255,7 @@
     </w:tbl>
     <w:tbl>
       <w:tblPr>
-        <w:tblW w:type="dxa" w:w="9648"/>
+        <w:tblW w:type="dxa" w:w="9792"/>
         <w:tblBorders>
           <w:top w:val="single" w:color="auto" w:sz="4"/>
           <w:left w:val="single" w:color="auto" w:sz="4"/>
@@ -7266,12 +7266,12 @@
         </w:tblBorders>
       </w:tblPr>
       <w:tblGrid>
-        <w:gridCol w:w="9648"/>
+        <w:gridCol w:w="9792"/>
       </w:tblGrid>
       <w:tr>
         <w:tc>
           <w:tcPr>
-            <w:tcW w:type="dxa" w:w="9648"/>
+            <w:tcW w:type="dxa" w:w="9792"/>
             <w:tcBorders>
               <w:top w:val="single" w:color="D9D5C8" w:sz="4"/>
               <w:left w:val="single" w:color="D9D5C8" w:sz="4"/>
@@ -7312,7 +7312,7 @@
         </w:trPr>
         <w:tc>
           <w:tcPr>
-            <w:tcW w:type="dxa" w:w="9648"/>
+            <w:tcW w:type="dxa" w:w="9792"/>
             <w:tcBorders>
               <w:top w:val="single" w:color="D9D5C8" w:sz="4"/>
               <w:left w:val="single" w:color="D9D5C8" w:sz="4"/>
@@ -7351,7 +7351,7 @@
         </w:trPr>
         <w:tc>
           <w:tcPr>
-            <w:tcW w:type="dxa" w:w="9648"/>
+            <w:tcW w:type="dxa" w:w="9792"/>
             <w:tcBorders>
               <w:top w:val="single" w:color="D9D5C8" w:sz="4"/>
               <w:left w:val="single" w:color="D9D5C8" w:sz="4"/>
@@ -7387,7 +7387,7 @@
     </w:tbl>
     <w:tbl>
       <w:tblPr>
-        <w:tblW w:type="dxa" w:w="9648"/>
+        <w:tblW w:type="dxa" w:w="9792"/>
         <w:tblBorders>
           <w:top w:val="single" w:color="auto" w:sz="4"/>
           <w:left w:val="single" w:color="auto" w:sz="4"/>
@@ -7398,12 +7398,12 @@
         </w:tblBorders>
       </w:tblPr>
       <w:tblGrid>
-        <w:gridCol w:w="9648"/>
+        <w:gridCol w:w="9792"/>
       </w:tblGrid>
       <w:tr>
         <w:tc>
           <w:tcPr>
-            <w:tcW w:type="dxa" w:w="9648"/>
+            <w:tcW w:type="dxa" w:w="9792"/>
             <w:tcBorders>
               <w:top w:val="single" w:color="D9D5C8" w:sz="4"/>
               <w:left w:val="single" w:color="D9D5C8" w:sz="4"/>
@@ -7444,7 +7444,7 @@
         </w:trPr>
         <w:tc>
           <w:tcPr>
-            <w:tcW w:type="dxa" w:w="9648"/>
+            <w:tcW w:type="dxa" w:w="9792"/>
             <w:tcBorders>
               <w:top w:val="single" w:color="D9D5C8" w:sz="4"/>
               <w:left w:val="single" w:color="D9D5C8" w:sz="4"/>
@@ -7523,7 +7523,7 @@
     </w:p>
     <w:tbl>
       <w:tblPr>
-        <w:tblW w:type="dxa" w:w="9648"/>
+        <w:tblW w:type="dxa" w:w="9792"/>
         <w:tblBorders>
           <w:top w:val="single" w:color="auto" w:sz="4"/>
           <w:left w:val="single" w:color="auto" w:sz="4"/>
@@ -7534,12 +7534,12 @@
         </w:tblBorders>
       </w:tblPr>
       <w:tblGrid>
-        <w:gridCol w:w="9648"/>
+        <w:gridCol w:w="9792"/>
       </w:tblGrid>
       <w:tr>
         <w:tc>
           <w:tcPr>
-            <w:tcW w:type="dxa" w:w="9648"/>
+            <w:tcW w:type="dxa" w:w="9792"/>
             <w:tcBorders>
               <w:top w:val="single" w:color="D9D5C8" w:sz="4"/>
               <w:left w:val="single" w:color="D9D5C8" w:sz="4"/>
@@ -7595,7 +7595,7 @@
     </w:tbl>
     <w:tbl>
       <w:tblPr>
-        <w:tblW w:type="dxa" w:w="9648"/>
+        <w:tblW w:type="dxa" w:w="9792"/>
         <w:tblBorders>
           <w:top w:val="single" w:color="auto" w:sz="4"/>
           <w:left w:val="single" w:color="auto" w:sz="4"/>
@@ -7606,12 +7606,12 @@
         </w:tblBorders>
       </w:tblPr>
       <w:tblGrid>
-        <w:gridCol w:w="9648"/>
+        <w:gridCol w:w="9792"/>
       </w:tblGrid>
       <w:tr>
         <w:tc>
           <w:tcPr>
-            <w:tcW w:type="dxa" w:w="9648"/>
+            <w:tcW w:type="dxa" w:w="9792"/>
             <w:tcBorders>
               <w:top w:val="single" w:color="D9D5C8" w:sz="4"/>
               <w:left w:val="single" w:color="D9D5C8" w:sz="4"/>
@@ -7680,7 +7680,7 @@
     </w:p>
     <w:tbl>
       <w:tblPr>
-        <w:tblW w:type="dxa" w:w="9648"/>
+        <w:tblW w:type="dxa" w:w="9792"/>
         <w:tblBorders>
           <w:top w:val="single" w:color="auto" w:sz="4"/>
           <w:left w:val="single" w:color="auto" w:sz="4"/>
@@ -7691,8 +7691,8 @@
         </w:tblBorders>
       </w:tblPr>
       <w:tblGrid>
-        <w:gridCol w:w="4824"/>
-        <w:gridCol w:w="4824"/>
+        <w:gridCol w:w="4896"/>
+        <w:gridCol w:w="4896"/>
       </w:tblGrid>
       <w:tr>
         <w:trPr>
@@ -7700,7 +7700,7 @@
         </w:trPr>
         <w:tc>
           <w:tcPr>
-            <w:tcW w:type="dxa" w:w="4824"/>
+            <w:tcW w:type="dxa" w:w="4896"/>
             <w:tcBorders>
               <w:top w:val="single" w:color="D9D5C8" w:sz="4"/>
               <w:left w:val="single" w:color="D9D5C8" w:sz="4"/>
@@ -7736,7 +7736,7 @@
         </w:tc>
         <w:tc>
           <w:tcPr>
-            <w:tcW w:type="dxa" w:w="4824"/>
+            <w:tcW w:type="dxa" w:w="4896"/>
             <w:tcBorders>
               <w:top w:val="single" w:color="D9D5C8" w:sz="4"/>
               <w:left w:val="single" w:color="D9D5C8" w:sz="4"/>
@@ -7777,41 +7777,41 @@
         </w:trPr>
         <w:tc>
           <w:tcPr>
-            <w:tcW w:type="dxa" w:w="4824"/>
-            <w:tcBorders>
-              <w:top w:val="single" w:color="D9D5C8" w:sz="4"/>
-              <w:left w:val="single" w:color="D9D5C8" w:sz="4"/>
-              <w:bottom w:val="single" w:color="D9D5C8" w:sz="4"/>
-              <w:right w:val="single" w:color="D9D5C8" w:sz="4"/>
-            </w:tcBorders>
-            <w:tcMar>
-              <w:top w:type="dxa" w:w="60"/>
-              <w:left w:type="dxa" w:w="110"/>
-              <w:bottom w:type="dxa" w:w="60"/>
-              <w:right w:type="dxa" w:w="110"/>
-            </w:tcMar>
-          </w:tcPr>
-          <w:p>
-            <w:pPr>
-              <w:spacing w:after="0"/>
-            </w:pPr>
-            <w:r>
-              <w:rPr>
-                <w:b w:val="false"/>
-                <w:bCs w:val="false"/>
-                <w:i w:val="false"/>
-                <w:iCs w:val="false"/>
-                <w:color w:val="1A1A1A"/>
-                <w:sz w:val="20"/>
-                <w:szCs w:val="20"/>
-                <w:rFonts w:ascii="Calibri" w:cs="Calibri" w:eastAsia="Calibri" w:hAnsi="Calibri"/>
-              </w:rPr>
-            </w:r>
-          </w:p>
-        </w:tc>
-        <w:tc>
-          <w:tcPr>
-            <w:tcW w:type="dxa" w:w="4824"/>
+            <w:tcW w:type="dxa" w:w="4896"/>
+            <w:tcBorders>
+              <w:top w:val="single" w:color="D9D5C8" w:sz="4"/>
+              <w:left w:val="single" w:color="D9D5C8" w:sz="4"/>
+              <w:bottom w:val="single" w:color="D9D5C8" w:sz="4"/>
+              <w:right w:val="single" w:color="D9D5C8" w:sz="4"/>
+            </w:tcBorders>
+            <w:tcMar>
+              <w:top w:type="dxa" w:w="60"/>
+              <w:left w:type="dxa" w:w="110"/>
+              <w:bottom w:type="dxa" w:w="60"/>
+              <w:right w:type="dxa" w:w="110"/>
+            </w:tcMar>
+          </w:tcPr>
+          <w:p>
+            <w:pPr>
+              <w:spacing w:after="0"/>
+            </w:pPr>
+            <w:r>
+              <w:rPr>
+                <w:b w:val="false"/>
+                <w:bCs w:val="false"/>
+                <w:i w:val="false"/>
+                <w:iCs w:val="false"/>
+                <w:color w:val="1A1A1A"/>
+                <w:sz w:val="20"/>
+                <w:szCs w:val="20"/>
+                <w:rFonts w:ascii="Calibri" w:cs="Calibri" w:eastAsia="Calibri" w:hAnsi="Calibri"/>
+              </w:rPr>
+            </w:r>
+          </w:p>
+        </w:tc>
+        <w:tc>
+          <w:tcPr>
+            <w:tcW w:type="dxa" w:w="4896"/>
             <w:tcBorders>
               <w:top w:val="single" w:color="D9D5C8" w:sz="4"/>
               <w:left w:val="single" w:color="D9D5C8" w:sz="4"/>
@@ -7850,7 +7850,7 @@
         </w:trPr>
         <w:tc>
           <w:tcPr>
-            <w:tcW w:type="dxa" w:w="4824"/>
+            <w:tcW w:type="dxa" w:w="4896"/>
             <w:tcBorders>
               <w:top w:val="single" w:color="D9D5C8" w:sz="4"/>
               <w:left w:val="single" w:color="D9D5C8" w:sz="4"/>
@@ -7885,7 +7885,7 @@
         </w:tc>
         <w:tc>
           <w:tcPr>
-            <w:tcW w:type="dxa" w:w="4824"/>
+            <w:tcW w:type="dxa" w:w="4896"/>
             <w:tcBorders>
               <w:top w:val="single" w:color="D9D5C8" w:sz="4"/>
               <w:left w:val="single" w:color="D9D5C8" w:sz="4"/>
@@ -7925,41 +7925,41 @@
         </w:trPr>
         <w:tc>
           <w:tcPr>
-            <w:tcW w:type="dxa" w:w="4824"/>
-            <w:tcBorders>
-              <w:top w:val="single" w:color="D9D5C8" w:sz="4"/>
-              <w:left w:val="single" w:color="D9D5C8" w:sz="4"/>
-              <w:bottom w:val="single" w:color="D9D5C8" w:sz="4"/>
-              <w:right w:val="single" w:color="D9D5C8" w:sz="4"/>
-            </w:tcBorders>
-            <w:tcMar>
-              <w:top w:type="dxa" w:w="60"/>
-              <w:left w:type="dxa" w:w="110"/>
-              <w:bottom w:type="dxa" w:w="60"/>
-              <w:right w:type="dxa" w:w="110"/>
-            </w:tcMar>
-          </w:tcPr>
-          <w:p>
-            <w:pPr>
-              <w:spacing w:after="0"/>
-            </w:pPr>
-            <w:r>
-              <w:rPr>
-                <w:b w:val="false"/>
-                <w:bCs w:val="false"/>
-                <w:i w:val="false"/>
-                <w:iCs w:val="false"/>
-                <w:color w:val="1A1A1A"/>
-                <w:sz w:val="20"/>
-                <w:szCs w:val="20"/>
-                <w:rFonts w:ascii="Calibri" w:cs="Calibri" w:eastAsia="Calibri" w:hAnsi="Calibri"/>
-              </w:rPr>
-            </w:r>
-          </w:p>
-        </w:tc>
-        <w:tc>
-          <w:tcPr>
-            <w:tcW w:type="dxa" w:w="4824"/>
+            <w:tcW w:type="dxa" w:w="4896"/>
+            <w:tcBorders>
+              <w:top w:val="single" w:color="D9D5C8" w:sz="4"/>
+              <w:left w:val="single" w:color="D9D5C8" w:sz="4"/>
+              <w:bottom w:val="single" w:color="D9D5C8" w:sz="4"/>
+              <w:right w:val="single" w:color="D9D5C8" w:sz="4"/>
+            </w:tcBorders>
+            <w:tcMar>
+              <w:top w:type="dxa" w:w="60"/>
+              <w:left w:type="dxa" w:w="110"/>
+              <w:bottom w:type="dxa" w:w="60"/>
+              <w:right w:type="dxa" w:w="110"/>
+            </w:tcMar>
+          </w:tcPr>
+          <w:p>
+            <w:pPr>
+              <w:spacing w:after="0"/>
+            </w:pPr>
+            <w:r>
+              <w:rPr>
+                <w:b w:val="false"/>
+                <w:bCs w:val="false"/>
+                <w:i w:val="false"/>
+                <w:iCs w:val="false"/>
+                <w:color w:val="1A1A1A"/>
+                <w:sz w:val="20"/>
+                <w:szCs w:val="20"/>
+                <w:rFonts w:ascii="Calibri" w:cs="Calibri" w:eastAsia="Calibri" w:hAnsi="Calibri"/>
+              </w:rPr>
+            </w:r>
+          </w:p>
+        </w:tc>
+        <w:tc>
+          <w:tcPr>
+            <w:tcW w:type="dxa" w:w="4896"/>
             <w:tcBorders>
               <w:top w:val="single" w:color="D9D5C8" w:sz="4"/>
               <w:left w:val="single" w:color="D9D5C8" w:sz="4"/>
@@ -7995,7 +7995,7 @@
     </w:tbl>
     <w:tbl>
       <w:tblPr>
-        <w:tblW w:type="dxa" w:w="9648"/>
+        <w:tblW w:type="dxa" w:w="9792"/>
         <w:tblBorders>
           <w:top w:val="single" w:color="auto" w:sz="4"/>
           <w:left w:val="single" w:color="auto" w:sz="4"/>
@@ -8006,12 +8006,12 @@
         </w:tblBorders>
       </w:tblPr>
       <w:tblGrid>
-        <w:gridCol w:w="9648"/>
+        <w:gridCol w:w="9792"/>
       </w:tblGrid>
       <w:tr>
         <w:tc>
           <w:tcPr>
-            <w:tcW w:type="dxa" w:w="9648"/>
+            <w:tcW w:type="dxa" w:w="9792"/>
             <w:tcBorders>
               <w:top w:val="single" w:color="D9D5C8" w:sz="4"/>
               <w:left w:val="single" w:color="D9D5C8" w:sz="4"/>
@@ -8052,7 +8052,7 @@
         </w:trPr>
         <w:tc>
           <w:tcPr>
-            <w:tcW w:type="dxa" w:w="9648"/>
+            <w:tcW w:type="dxa" w:w="9792"/>
             <w:tcBorders>
               <w:top w:val="single" w:color="D9D5C8" w:sz="4"/>
               <w:left w:val="single" w:color="D9D5C8" w:sz="4"/>
@@ -8131,7 +8131,7 @@
     </w:p>
     <w:tbl>
       <w:tblPr>
-        <w:tblW w:type="dxa" w:w="9648"/>
+        <w:tblW w:type="dxa" w:w="9792"/>
         <w:tblBorders>
           <w:top w:val="single" w:color="auto" w:sz="4"/>
           <w:left w:val="single" w:color="auto" w:sz="4"/>
@@ -8142,9 +8142,9 @@
         </w:tblBorders>
       </w:tblPr>
       <w:tblGrid>
-        <w:gridCol w:w="3200"/>
-        <w:gridCol w:w="1900"/>
-        <w:gridCol w:w="4548"/>
+        <w:gridCol w:w="3248"/>
+        <w:gridCol w:w="1928"/>
+        <w:gridCol w:w="4616"/>
       </w:tblGrid>
       <w:tr>
         <w:trPr>
@@ -8152,7 +8152,7 @@
         </w:trPr>
         <w:tc>
           <w:tcPr>
-            <w:tcW w:type="dxa" w:w="3200"/>
+            <w:tcW w:type="dxa" w:w="3248"/>
             <w:tcBorders>
               <w:top w:val="single" w:color="D9D5C8" w:sz="4"/>
               <w:left w:val="single" w:color="D9D5C8" w:sz="4"/>
@@ -8188,7 +8188,7 @@
         </w:tc>
         <w:tc>
           <w:tcPr>
-            <w:tcW w:type="dxa" w:w="1900"/>
+            <w:tcW w:type="dxa" w:w="1928"/>
             <w:tcBorders>
               <w:top w:val="single" w:color="D9D5C8" w:sz="4"/>
               <w:left w:val="single" w:color="D9D5C8" w:sz="4"/>
@@ -8224,7 +8224,7 @@
         </w:tc>
         <w:tc>
           <w:tcPr>
-            <w:tcW w:type="dxa" w:w="4548"/>
+            <w:tcW w:type="dxa" w:w="4616"/>
             <w:tcBorders>
               <w:top w:val="single" w:color="D9D5C8" w:sz="4"/>
               <w:left w:val="single" w:color="D9D5C8" w:sz="4"/>
@@ -8262,7 +8262,7 @@
       <w:tr>
         <w:tc>
           <w:tcPr>
-            <w:tcW w:type="dxa" w:w="3200"/>
+            <w:tcW w:type="dxa" w:w="3248"/>
             <w:tcBorders>
               <w:top w:val="single" w:color="D9D5C8" w:sz="4"/>
               <w:left w:val="single" w:color="D9D5C8" w:sz="4"/>
@@ -8297,7 +8297,7 @@
         </w:tc>
         <w:tc>
           <w:tcPr>
-            <w:tcW w:type="dxa" w:w="1900"/>
+            <w:tcW w:type="dxa" w:w="1928"/>
             <w:tcBorders>
               <w:top w:val="single" w:color="D9D5C8" w:sz="4"/>
               <w:left w:val="single" w:color="D9D5C8" w:sz="4"/>
@@ -8332,7 +8332,7 @@
         </w:tc>
         <w:tc>
           <w:tcPr>
-            <w:tcW w:type="dxa" w:w="4548"/>
+            <w:tcW w:type="dxa" w:w="4616"/>
             <w:tcBorders>
               <w:top w:val="single" w:color="D9D5C8" w:sz="4"/>
               <w:left w:val="single" w:color="D9D5C8" w:sz="4"/>
@@ -8369,7 +8369,7 @@
       <w:tr>
         <w:tc>
           <w:tcPr>
-            <w:tcW w:type="dxa" w:w="3200"/>
+            <w:tcW w:type="dxa" w:w="3248"/>
             <w:tcBorders>
               <w:top w:val="single" w:color="D9D5C8" w:sz="4"/>
               <w:left w:val="single" w:color="D9D5C8" w:sz="4"/>
@@ -8404,7 +8404,7 @@
         </w:tc>
         <w:tc>
           <w:tcPr>
-            <w:tcW w:type="dxa" w:w="1900"/>
+            <w:tcW w:type="dxa" w:w="1928"/>
             <w:tcBorders>
               <w:top w:val="single" w:color="D9D5C8" w:sz="4"/>
               <w:left w:val="single" w:color="D9D5C8" w:sz="4"/>
@@ -8439,7 +8439,7 @@
         </w:tc>
         <w:tc>
           <w:tcPr>
-            <w:tcW w:type="dxa" w:w="4548"/>
+            <w:tcW w:type="dxa" w:w="4616"/>
             <w:tcBorders>
               <w:top w:val="single" w:color="D9D5C8" w:sz="4"/>
               <w:left w:val="single" w:color="D9D5C8" w:sz="4"/>
@@ -8476,7 +8476,7 @@
       <w:tr>
         <w:tc>
           <w:tcPr>
-            <w:tcW w:type="dxa" w:w="3200"/>
+            <w:tcW w:type="dxa" w:w="3248"/>
             <w:tcBorders>
               <w:top w:val="single" w:color="D9D5C8" w:sz="4"/>
               <w:left w:val="single" w:color="D9D5C8" w:sz="4"/>
@@ -8511,7 +8511,7 @@
         </w:tc>
         <w:tc>
           <w:tcPr>
-            <w:tcW w:type="dxa" w:w="1900"/>
+            <w:tcW w:type="dxa" w:w="1928"/>
             <w:tcBorders>
               <w:top w:val="single" w:color="D9D5C8" w:sz="4"/>
               <w:left w:val="single" w:color="D9D5C8" w:sz="4"/>
@@ -8546,7 +8546,7 @@
         </w:tc>
         <w:tc>
           <w:tcPr>
-            <w:tcW w:type="dxa" w:w="4548"/>
+            <w:tcW w:type="dxa" w:w="4616"/>
             <w:tcBorders>
               <w:top w:val="single" w:color="D9D5C8" w:sz="4"/>
               <w:left w:val="single" w:color="D9D5C8" w:sz="4"/>
@@ -8583,7 +8583,7 @@
       <w:tr>
         <w:tc>
           <w:tcPr>
-            <w:tcW w:type="dxa" w:w="3200"/>
+            <w:tcW w:type="dxa" w:w="3248"/>
             <w:tcBorders>
               <w:top w:val="single" w:color="D9D5C8" w:sz="4"/>
               <w:left w:val="single" w:color="D9D5C8" w:sz="4"/>
@@ -8618,7 +8618,7 @@
         </w:tc>
         <w:tc>
           <w:tcPr>
-            <w:tcW w:type="dxa" w:w="1900"/>
+            <w:tcW w:type="dxa" w:w="1928"/>
             <w:tcBorders>
               <w:top w:val="single" w:color="D9D5C8" w:sz="4"/>
               <w:left w:val="single" w:color="D9D5C8" w:sz="4"/>
@@ -8653,7 +8653,7 @@
         </w:tc>
         <w:tc>
           <w:tcPr>
-            <w:tcW w:type="dxa" w:w="4548"/>
+            <w:tcW w:type="dxa" w:w="4616"/>
             <w:tcBorders>
               <w:top w:val="single" w:color="D9D5C8" w:sz="4"/>
               <w:left w:val="single" w:color="D9D5C8" w:sz="4"/>
@@ -8690,7 +8690,7 @@
       <w:tr>
         <w:tc>
           <w:tcPr>
-            <w:tcW w:type="dxa" w:w="3200"/>
+            <w:tcW w:type="dxa" w:w="3248"/>
             <w:tcBorders>
               <w:top w:val="single" w:color="D9D5C8" w:sz="4"/>
               <w:left w:val="single" w:color="D9D5C8" w:sz="4"/>
@@ -8725,7 +8725,7 @@
         </w:tc>
         <w:tc>
           <w:tcPr>
-            <w:tcW w:type="dxa" w:w="1900"/>
+            <w:tcW w:type="dxa" w:w="1928"/>
             <w:tcBorders>
               <w:top w:val="single" w:color="D9D5C8" w:sz="4"/>
               <w:left w:val="single" w:color="D9D5C8" w:sz="4"/>
@@ -8760,7 +8760,7 @@
         </w:tc>
         <w:tc>
           <w:tcPr>
-            <w:tcW w:type="dxa" w:w="4548"/>
+            <w:tcW w:type="dxa" w:w="4616"/>
             <w:tcBorders>
               <w:top w:val="single" w:color="D9D5C8" w:sz="4"/>
               <w:left w:val="single" w:color="D9D5C8" w:sz="4"/>
@@ -8797,7 +8797,7 @@
       <w:tr>
         <w:tc>
           <w:tcPr>
-            <w:tcW w:type="dxa" w:w="3200"/>
+            <w:tcW w:type="dxa" w:w="3248"/>
             <w:tcBorders>
               <w:top w:val="single" w:color="D9D5C8" w:sz="4"/>
               <w:left w:val="single" w:color="D9D5C8" w:sz="4"/>
@@ -8832,7 +8832,7 @@
         </w:tc>
         <w:tc>
           <w:tcPr>
-            <w:tcW w:type="dxa" w:w="1900"/>
+            <w:tcW w:type="dxa" w:w="1928"/>
             <w:tcBorders>
               <w:top w:val="single" w:color="D9D5C8" w:sz="4"/>
               <w:left w:val="single" w:color="D9D5C8" w:sz="4"/>
@@ -8867,7 +8867,7 @@
         </w:tc>
         <w:tc>
           <w:tcPr>
-            <w:tcW w:type="dxa" w:w="4548"/>
+            <w:tcW w:type="dxa" w:w="4616"/>
             <w:tcBorders>
               <w:top w:val="single" w:color="D9D5C8" w:sz="4"/>
               <w:left w:val="single" w:color="D9D5C8" w:sz="4"/>
@@ -8904,7 +8904,7 @@
     </w:tbl>
     <w:tbl>
       <w:tblPr>
-        <w:tblW w:type="dxa" w:w="9648"/>
+        <w:tblW w:type="dxa" w:w="9792"/>
         <w:tblBorders>
           <w:top w:val="single" w:color="auto" w:sz="4"/>
           <w:left w:val="single" w:color="auto" w:sz="4"/>
@@ -8915,12 +8915,12 @@
         </w:tblBorders>
       </w:tblPr>
       <w:tblGrid>
-        <w:gridCol w:w="9648"/>
+        <w:gridCol w:w="9792"/>
       </w:tblGrid>
       <w:tr>
         <w:tc>
           <w:tcPr>
-            <w:tcW w:type="dxa" w:w="9648"/>
+            <w:tcW w:type="dxa" w:w="9792"/>
             <w:tcBorders>
               <w:top w:val="single" w:color="D9D5C8" w:sz="4"/>
               <w:left w:val="single" w:color="D9D5C8" w:sz="4"/>
@@ -9039,7 +9039,7 @@
     </w:p>
     <w:tbl>
       <w:tblPr>
-        <w:tblW w:type="dxa" w:w="9648"/>
+        <w:tblW w:type="dxa" w:w="9792"/>
         <w:tblBorders>
           <w:top w:val="single" w:color="auto" w:sz="4"/>
           <w:left w:val="single" w:color="auto" w:sz="4"/>
@@ -9050,8 +9050,8 @@
         </w:tblBorders>
       </w:tblPr>
       <w:tblGrid>
-        <w:gridCol w:w="2800"/>
-        <w:gridCol w:w="6848"/>
+        <w:gridCol w:w="2842"/>
+        <w:gridCol w:w="6950"/>
       </w:tblGrid>
       <w:tr>
         <w:trPr>
@@ -9059,7 +9059,7 @@
         </w:trPr>
         <w:tc>
           <w:tcPr>
-            <w:tcW w:type="dxa" w:w="2800"/>
+            <w:tcW w:type="dxa" w:w="2842"/>
             <w:tcBorders>
               <w:top w:val="single" w:color="D9D5C8" w:sz="4"/>
               <w:left w:val="single" w:color="D9D5C8" w:sz="4"/>
@@ -9095,7 +9095,7 @@
         </w:tc>
         <w:tc>
           <w:tcPr>
-            <w:tcW w:type="dxa" w:w="6848"/>
+            <w:tcW w:type="dxa" w:w="6950"/>
             <w:tcBorders>
               <w:top w:val="single" w:color="D9D5C8" w:sz="4"/>
               <w:left w:val="single" w:color="D9D5C8" w:sz="4"/>
@@ -9133,7 +9133,7 @@
       <w:tr>
         <w:tc>
           <w:tcPr>
-            <w:tcW w:type="dxa" w:w="2800"/>
+            <w:tcW w:type="dxa" w:w="2842"/>
             <w:tcBorders>
               <w:top w:val="single" w:color="D9D5C8" w:sz="4"/>
               <w:left w:val="single" w:color="D9D5C8" w:sz="4"/>
@@ -9168,7 +9168,7 @@
         </w:tc>
         <w:tc>
           <w:tcPr>
-            <w:tcW w:type="dxa" w:w="6848"/>
+            <w:tcW w:type="dxa" w:w="6950"/>
             <w:tcBorders>
               <w:top w:val="single" w:color="D9D5C8" w:sz="4"/>
               <w:left w:val="single" w:color="D9D5C8" w:sz="4"/>
@@ -9225,7 +9225,7 @@
     </w:p>
     <w:tbl>
       <w:tblPr>
-        <w:tblW w:type="dxa" w:w="9648"/>
+        <w:tblW w:type="dxa" w:w="9792"/>
         <w:tblBorders>
           <w:top w:val="single" w:color="auto" w:sz="4"/>
           <w:left w:val="single" w:color="auto" w:sz="4"/>
@@ -9236,8 +9236,8 @@
         </w:tblBorders>
       </w:tblPr>
       <w:tblGrid>
-        <w:gridCol w:w="2800"/>
-        <w:gridCol w:w="6848"/>
+        <w:gridCol w:w="2842"/>
+        <w:gridCol w:w="6950"/>
       </w:tblGrid>
       <w:tr>
         <w:trPr>
@@ -9245,7 +9245,7 @@
         </w:trPr>
         <w:tc>
           <w:tcPr>
-            <w:tcW w:type="dxa" w:w="2800"/>
+            <w:tcW w:type="dxa" w:w="2842"/>
             <w:tcBorders>
               <w:top w:val="single" w:color="D9D5C8" w:sz="4"/>
               <w:left w:val="single" w:color="D9D5C8" w:sz="4"/>
@@ -9281,7 +9281,7 @@
         </w:tc>
         <w:tc>
           <w:tcPr>
-            <w:tcW w:type="dxa" w:w="6848"/>
+            <w:tcW w:type="dxa" w:w="6950"/>
             <w:tcBorders>
               <w:top w:val="single" w:color="D9D5C8" w:sz="4"/>
               <w:left w:val="single" w:color="D9D5C8" w:sz="4"/>
@@ -9319,7 +9319,7 @@
       <w:tr>
         <w:tc>
           <w:tcPr>
-            <w:tcW w:type="dxa" w:w="2800"/>
+            <w:tcW w:type="dxa" w:w="2842"/>
             <w:tcBorders>
               <w:top w:val="single" w:color="D9D5C8" w:sz="4"/>
               <w:left w:val="single" w:color="D9D5C8" w:sz="4"/>
@@ -9354,7 +9354,7 @@
         </w:tc>
         <w:tc>
           <w:tcPr>
-            <w:tcW w:type="dxa" w:w="6848"/>
+            <w:tcW w:type="dxa" w:w="6950"/>
             <w:tcBorders>
               <w:top w:val="single" w:color="D9D5C8" w:sz="4"/>
               <w:left w:val="single" w:color="D9D5C8" w:sz="4"/>
@@ -9411,7 +9411,7 @@
     </w:p>
     <w:tbl>
       <w:tblPr>
-        <w:tblW w:type="dxa" w:w="9648"/>
+        <w:tblW w:type="dxa" w:w="9792"/>
         <w:tblBorders>
           <w:top w:val="single" w:color="auto" w:sz="4"/>
           <w:left w:val="single" w:color="auto" w:sz="4"/>
@@ -9422,8 +9422,8 @@
         </w:tblBorders>
       </w:tblPr>
       <w:tblGrid>
-        <w:gridCol w:w="2800"/>
-        <w:gridCol w:w="6848"/>
+        <w:gridCol w:w="2842"/>
+        <w:gridCol w:w="6950"/>
       </w:tblGrid>
       <w:tr>
         <w:trPr>
@@ -9431,7 +9431,7 @@
         </w:trPr>
         <w:tc>
           <w:tcPr>
-            <w:tcW w:type="dxa" w:w="2800"/>
+            <w:tcW w:type="dxa" w:w="2842"/>
             <w:tcBorders>
               <w:top w:val="single" w:color="D9D5C8" w:sz="4"/>
               <w:left w:val="single" w:color="D9D5C8" w:sz="4"/>
@@ -9467,7 +9467,7 @@
         </w:tc>
         <w:tc>
           <w:tcPr>
-            <w:tcW w:type="dxa" w:w="6848"/>
+            <w:tcW w:type="dxa" w:w="6950"/>
             <w:tcBorders>
               <w:top w:val="single" w:color="D9D5C8" w:sz="4"/>
               <w:left w:val="single" w:color="D9D5C8" w:sz="4"/>
@@ -9505,7 +9505,7 @@
       <w:tr>
         <w:tc>
           <w:tcPr>
-            <w:tcW w:type="dxa" w:w="2800"/>
+            <w:tcW w:type="dxa" w:w="2842"/>
             <w:tcBorders>
               <w:top w:val="single" w:color="D9D5C8" w:sz="4"/>
               <w:left w:val="single" w:color="D9D5C8" w:sz="4"/>
@@ -9540,7 +9540,7 @@
         </w:tc>
         <w:tc>
           <w:tcPr>
-            <w:tcW w:type="dxa" w:w="6848"/>
+            <w:tcW w:type="dxa" w:w="6950"/>
             <w:tcBorders>
               <w:top w:val="single" w:color="D9D5C8" w:sz="4"/>
               <w:left w:val="single" w:color="D9D5C8" w:sz="4"/>
@@ -9577,7 +9577,7 @@
       <w:tr>
         <w:tc>
           <w:tcPr>
-            <w:tcW w:type="dxa" w:w="2800"/>
+            <w:tcW w:type="dxa" w:w="2842"/>
             <w:tcBorders>
               <w:top w:val="single" w:color="D9D5C8" w:sz="4"/>
               <w:left w:val="single" w:color="D9D5C8" w:sz="4"/>
@@ -9612,7 +9612,7 @@
         </w:tc>
         <w:tc>
           <w:tcPr>
-            <w:tcW w:type="dxa" w:w="6848"/>
+            <w:tcW w:type="dxa" w:w="6950"/>
             <w:tcBorders>
               <w:top w:val="single" w:color="D9D5C8" w:sz="4"/>
               <w:left w:val="single" w:color="D9D5C8" w:sz="4"/>
@@ -9692,7 +9692,7 @@
     </w:p>
     <w:tbl>
       <w:tblPr>
-        <w:tblW w:type="dxa" w:w="9648"/>
+        <w:tblW w:type="dxa" w:w="9792"/>
         <w:tblBorders>
           <w:top w:val="single" w:color="auto" w:sz="4"/>
           <w:left w:val="single" w:color="auto" w:sz="4"/>
@@ -9703,9 +9703,9 @@
         </w:tblBorders>
       </w:tblPr>
       <w:tblGrid>
-        <w:gridCol w:w="800"/>
-        <w:gridCol w:w="1700"/>
-        <w:gridCol w:w="7148"/>
+        <w:gridCol w:w="812"/>
+        <w:gridCol w:w="1725"/>
+        <w:gridCol w:w="7255"/>
       </w:tblGrid>
       <w:tr>
         <w:trPr>
@@ -9713,7 +9713,7 @@
         </w:trPr>
         <w:tc>
           <w:tcPr>
-            <w:tcW w:type="dxa" w:w="800"/>
+            <w:tcW w:type="dxa" w:w="812"/>
             <w:tcBorders>
               <w:top w:val="single" w:color="D9D5C8" w:sz="4"/>
               <w:left w:val="single" w:color="D9D5C8" w:sz="4"/>
@@ -9749,7 +9749,7 @@
         </w:tc>
         <w:tc>
           <w:tcPr>
-            <w:tcW w:type="dxa" w:w="1700"/>
+            <w:tcW w:type="dxa" w:w="1725"/>
             <w:tcBorders>
               <w:top w:val="single" w:color="D9D5C8" w:sz="4"/>
               <w:left w:val="single" w:color="D9D5C8" w:sz="4"/>
@@ -9785,7 +9785,7 @@
         </w:tc>
         <w:tc>
           <w:tcPr>
-            <w:tcW w:type="dxa" w:w="7148"/>
+            <w:tcW w:type="dxa" w:w="7255"/>
             <w:tcBorders>
               <w:top w:val="single" w:color="D9D5C8" w:sz="4"/>
               <w:left w:val="single" w:color="D9D5C8" w:sz="4"/>
@@ -9823,7 +9823,7 @@
       <w:tr>
         <w:tc>
           <w:tcPr>
-            <w:tcW w:type="dxa" w:w="800"/>
+            <w:tcW w:type="dxa" w:w="812"/>
             <w:tcBorders>
               <w:top w:val="single" w:color="D9D5C8" w:sz="4"/>
               <w:left w:val="single" w:color="D9D5C8" w:sz="4"/>
@@ -9858,7 +9858,7 @@
         </w:tc>
         <w:tc>
           <w:tcPr>
-            <w:tcW w:type="dxa" w:w="1700"/>
+            <w:tcW w:type="dxa" w:w="1725"/>
             <w:tcBorders>
               <w:top w:val="single" w:color="D9D5C8" w:sz="4"/>
               <w:left w:val="single" w:color="D9D5C8" w:sz="4"/>
@@ -9893,7 +9893,7 @@
         </w:tc>
         <w:tc>
           <w:tcPr>
-            <w:tcW w:type="dxa" w:w="7148"/>
+            <w:tcW w:type="dxa" w:w="7255"/>
             <w:tcBorders>
               <w:top w:val="single" w:color="D9D5C8" w:sz="4"/>
               <w:left w:val="single" w:color="D9D5C8" w:sz="4"/>
@@ -9930,7 +9930,7 @@
       <w:tr>
         <w:tc>
           <w:tcPr>
-            <w:tcW w:type="dxa" w:w="800"/>
+            <w:tcW w:type="dxa" w:w="812"/>
             <w:tcBorders>
               <w:top w:val="single" w:color="D9D5C8" w:sz="4"/>
               <w:left w:val="single" w:color="D9D5C8" w:sz="4"/>
@@ -9965,7 +9965,7 @@
         </w:tc>
         <w:tc>
           <w:tcPr>
-            <w:tcW w:type="dxa" w:w="1700"/>
+            <w:tcW w:type="dxa" w:w="1725"/>
             <w:tcBorders>
               <w:top w:val="single" w:color="D9D5C8" w:sz="4"/>
               <w:left w:val="single" w:color="D9D5C8" w:sz="4"/>
@@ -10000,7 +10000,7 @@
         </w:tc>
         <w:tc>
           <w:tcPr>
-            <w:tcW w:type="dxa" w:w="7148"/>
+            <w:tcW w:type="dxa" w:w="7255"/>
             <w:tcBorders>
               <w:top w:val="single" w:color="D9D5C8" w:sz="4"/>
               <w:left w:val="single" w:color="D9D5C8" w:sz="4"/>
@@ -10037,7 +10037,7 @@
       <w:tr>
         <w:tc>
           <w:tcPr>
-            <w:tcW w:type="dxa" w:w="800"/>
+            <w:tcW w:type="dxa" w:w="812"/>
             <w:tcBorders>
               <w:top w:val="single" w:color="D9D5C8" w:sz="4"/>
               <w:left w:val="single" w:color="D9D5C8" w:sz="4"/>
@@ -10072,7 +10072,7 @@
         </w:tc>
         <w:tc>
           <w:tcPr>
-            <w:tcW w:type="dxa" w:w="1700"/>
+            <w:tcW w:type="dxa" w:w="1725"/>
             <w:tcBorders>
               <w:top w:val="single" w:color="D9D5C8" w:sz="4"/>
               <w:left w:val="single" w:color="D9D5C8" w:sz="4"/>
@@ -10107,7 +10107,7 @@
         </w:tc>
         <w:tc>
           <w:tcPr>
-            <w:tcW w:type="dxa" w:w="7148"/>
+            <w:tcW w:type="dxa" w:w="7255"/>
             <w:tcBorders>
               <w:top w:val="single" w:color="D9D5C8" w:sz="4"/>
               <w:left w:val="single" w:color="D9D5C8" w:sz="4"/>
@@ -10144,7 +10144,7 @@
       <w:tr>
         <w:tc>
           <w:tcPr>
-            <w:tcW w:type="dxa" w:w="800"/>
+            <w:tcW w:type="dxa" w:w="812"/>
             <w:tcBorders>
               <w:top w:val="single" w:color="D9D5C8" w:sz="4"/>
               <w:left w:val="single" w:color="D9D5C8" w:sz="4"/>
@@ -10179,7 +10179,7 @@
         </w:tc>
         <w:tc>
           <w:tcPr>
-            <w:tcW w:type="dxa" w:w="1700"/>
+            <w:tcW w:type="dxa" w:w="1725"/>
             <w:tcBorders>
               <w:top w:val="single" w:color="D9D5C8" w:sz="4"/>
               <w:left w:val="single" w:color="D9D5C8" w:sz="4"/>
@@ -10214,7 +10214,7 @@
         </w:tc>
         <w:tc>
           <w:tcPr>
-            <w:tcW w:type="dxa" w:w="7148"/>
+            <w:tcW w:type="dxa" w:w="7255"/>
             <w:tcBorders>
               <w:top w:val="single" w:color="D9D5C8" w:sz="4"/>
               <w:left w:val="single" w:color="D9D5C8" w:sz="4"/>
@@ -10251,7 +10251,7 @@
       <w:tr>
         <w:tc>
           <w:tcPr>
-            <w:tcW w:type="dxa" w:w="800"/>
+            <w:tcW w:type="dxa" w:w="812"/>
             <w:tcBorders>
               <w:top w:val="single" w:color="D9D5C8" w:sz="4"/>
               <w:left w:val="single" w:color="D9D5C8" w:sz="4"/>
@@ -10286,7 +10286,7 @@
         </w:tc>
         <w:tc>
           <w:tcPr>
-            <w:tcW w:type="dxa" w:w="1700"/>
+            <w:tcW w:type="dxa" w:w="1725"/>
             <w:tcBorders>
               <w:top w:val="single" w:color="D9D5C8" w:sz="4"/>
               <w:left w:val="single" w:color="D9D5C8" w:sz="4"/>
@@ -10321,7 +10321,7 @@
         </w:tc>
         <w:tc>
           <w:tcPr>
-            <w:tcW w:type="dxa" w:w="7148"/>
+            <w:tcW w:type="dxa" w:w="7255"/>
             <w:tcBorders>
               <w:top w:val="single" w:color="D9D5C8" w:sz="4"/>
               <w:left w:val="single" w:color="D9D5C8" w:sz="4"/>
@@ -10358,7 +10358,7 @@
       <w:tr>
         <w:tc>
           <w:tcPr>
-            <w:tcW w:type="dxa" w:w="800"/>
+            <w:tcW w:type="dxa" w:w="812"/>
             <w:tcBorders>
               <w:top w:val="single" w:color="D9D5C8" w:sz="4"/>
               <w:left w:val="single" w:color="D9D5C8" w:sz="4"/>
@@ -10393,7 +10393,7 @@
         </w:tc>
         <w:tc>
           <w:tcPr>
-            <w:tcW w:type="dxa" w:w="1700"/>
+            <w:tcW w:type="dxa" w:w="1725"/>
             <w:tcBorders>
               <w:top w:val="single" w:color="D9D5C8" w:sz="4"/>
               <w:left w:val="single" w:color="D9D5C8" w:sz="4"/>
@@ -10428,7 +10428,7 @@
         </w:tc>
         <w:tc>
           <w:tcPr>
-            <w:tcW w:type="dxa" w:w="7148"/>
+            <w:tcW w:type="dxa" w:w="7255"/>
             <w:tcBorders>
               <w:top w:val="single" w:color="D9D5C8" w:sz="4"/>
               <w:left w:val="single" w:color="D9D5C8" w:sz="4"/>
@@ -10526,7 +10526,7 @@
     </w:p>
     <w:tbl>
       <w:tblPr>
-        <w:tblW w:type="dxa" w:w="9648"/>
+        <w:tblW w:type="dxa" w:w="9792"/>
         <w:tblBorders>
           <w:top w:val="single" w:color="auto" w:sz="4"/>
           <w:left w:val="single" w:color="auto" w:sz="4"/>
@@ -10537,11 +10537,11 @@
         </w:tblBorders>
       </w:tblPr>
       <w:tblGrid>
-        <w:gridCol w:w="900"/>
-        <w:gridCol w:w="1900"/>
-        <w:gridCol w:w="700"/>
-        <w:gridCol w:w="700"/>
-        <w:gridCol w:w="5448"/>
+        <w:gridCol w:w="913"/>
+        <w:gridCol w:w="1928"/>
+        <w:gridCol w:w="710"/>
+        <w:gridCol w:w="710"/>
+        <w:gridCol w:w="5531"/>
       </w:tblGrid>
       <w:tr>
         <w:trPr>
@@ -10549,7 +10549,7 @@
         </w:trPr>
         <w:tc>
           <w:tcPr>
-            <w:tcW w:type="dxa" w:w="900"/>
+            <w:tcW w:type="dxa" w:w="913"/>
             <w:tcBorders>
               <w:top w:val="single" w:color="D9D5C8" w:sz="4"/>
               <w:left w:val="single" w:color="D9D5C8" w:sz="4"/>
@@ -10585,7 +10585,7 @@
         </w:tc>
         <w:tc>
           <w:tcPr>
-            <w:tcW w:type="dxa" w:w="1900"/>
+            <w:tcW w:type="dxa" w:w="1928"/>
             <w:tcBorders>
               <w:top w:val="single" w:color="D9D5C8" w:sz="4"/>
               <w:left w:val="single" w:color="D9D5C8" w:sz="4"/>
@@ -10621,7 +10621,7 @@
         </w:tc>
         <w:tc>
           <w:tcPr>
-            <w:tcW w:type="dxa" w:w="700"/>
+            <w:tcW w:type="dxa" w:w="710"/>
             <w:tcBorders>
               <w:top w:val="single" w:color="D9D5C8" w:sz="4"/>
               <w:left w:val="single" w:color="D9D5C8" w:sz="4"/>
@@ -10657,7 +10657,7 @@
         </w:tc>
         <w:tc>
           <w:tcPr>
-            <w:tcW w:type="dxa" w:w="700"/>
+            <w:tcW w:type="dxa" w:w="710"/>
             <w:tcBorders>
               <w:top w:val="single" w:color="D9D5C8" w:sz="4"/>
               <w:left w:val="single" w:color="D9D5C8" w:sz="4"/>
@@ -10693,7 +10693,7 @@
         </w:tc>
         <w:tc>
           <w:tcPr>
-            <w:tcW w:type="dxa" w:w="5448"/>
+            <w:tcW w:type="dxa" w:w="5531"/>
             <w:tcBorders>
               <w:top w:val="single" w:color="D9D5C8" w:sz="4"/>
               <w:left w:val="single" w:color="D9D5C8" w:sz="4"/>
@@ -10733,7 +10733,7 @@
       <w:headerReference w:type="default" r:id="rId6"/>
       <w:footerReference w:type="default" r:id="rId7"/>
       <w:pgSz w:w="12240" w:h="15840" w:orient="portrait"/>
-      <w:pgMar w:top="1152" w:right="1296" w:bottom="1152" w:left="1296" w:header="720" w:footer="720" w:gutter="0"/>
+      <w:pgMar w:top="1152" w:right="1224" w:bottom="1152" w:left="1224" w:header="720" w:footer="720" w:gutter="0"/>
       <w:pgNumType/>
       <w:docGrid w:linePitch="360"/>
     </w:sectPr>
